--- a/SDHC-CV.docx
+++ b/SDHC-CV.docx
@@ -1,6 +1,6 @@
 
 <file path=word/document.xml><?xml version="1.0" encoding="utf-8"?>
-<w:document xmlns:wpc="http://schemas.microsoft.com/office/word/2010/wordprocessingCanvas" xmlns:cx="http://schemas.microsoft.com/office/drawing/2014/chartex" xmlns:cx1="http://schemas.microsoft.com/office/drawing/2015/9/8/chartex" xmlns:cx2="http://schemas.microsoft.com/office/drawing/2015/10/21/chartex" xmlns:cx3="http://schemas.microsoft.com/office/drawing/2016/5/9/chartex" xmlns:cx4="http://schemas.microsoft.com/office/drawing/2016/5/10/chartex" xmlns:cx5="http://schemas.microsoft.com/office/drawing/2016/5/11/chartex" xmlns:cx6="http://schemas.microsoft.com/office/drawing/2016/5/12/chartex" xmlns:cx7="http://schemas.microsoft.com/office/drawing/2016/5/13/chartex" xmlns:cx8="http://schemas.microsoft.com/office/drawing/2016/5/14/chartex" xmlns:mc="http://schemas.openxmlformats.org/markup-compatibility/2006" xmlns:aink="http://schemas.microsoft.com/office/drawing/2016/ink" xmlns:am3d="http://schemas.microsoft.com/office/drawing/2017/model3d" xmlns:o="urn:schemas-microsoft-com:office:office" xmlns:r="http://schemas.openxmlformats.org/officeDocument/2006/relationships" xmlns:m="http://schemas.openxmlformats.org/officeDocument/2006/math" xmlns:v="urn:schemas-microsoft-com:vml" xmlns:wp14="http://schemas.microsoft.com/office/word/2010/wordprocessingDrawing" xmlns:wp="http://schemas.openxmlformats.org/drawingml/2006/wordprocessingDrawing" xmlns:w10="urn:schemas-microsoft-com:office:word" xmlns:w="http://schemas.openxmlformats.org/wordprocessingml/2006/main" xmlns:w14="http://schemas.microsoft.com/office/word/2010/wordml" xmlns:w15="http://schemas.microsoft.com/office/word/2012/wordml" xmlns:w16cex="http://schemas.microsoft.com/office/word/2018/wordml/cex" xmlns:w16cid="http://schemas.microsoft.com/office/word/2016/wordml/cid" xmlns:w16="http://schemas.microsoft.com/office/word/2018/wordml" xmlns:w16sdtdh="http://schemas.microsoft.com/office/word/2020/wordml/sdtdatahash" xmlns:w16se="http://schemas.microsoft.com/office/word/2015/wordml/symex" xmlns:wpg="http://schemas.microsoft.com/office/word/2010/wordprocessingGroup" xmlns:wpi="http://schemas.microsoft.com/office/word/2010/wordprocessingInk" xmlns:wne="http://schemas.microsoft.com/office/word/2006/wordml" xmlns:wps="http://schemas.microsoft.com/office/word/2010/wordprocessingShape" mc:Ignorable="w14 w15 w16se w16cid w16 w16cex w16sdtdh wp14">
+<w:document xmlns:wpc="http://schemas.microsoft.com/office/word/2010/wordprocessingCanvas" xmlns:cx="http://schemas.microsoft.com/office/drawing/2014/chartex" xmlns:cx1="http://schemas.microsoft.com/office/drawing/2015/9/8/chartex" xmlns:cx2="http://schemas.microsoft.com/office/drawing/2015/10/21/chartex" xmlns:cx3="http://schemas.microsoft.com/office/drawing/2016/5/9/chartex" xmlns:cx4="http://schemas.microsoft.com/office/drawing/2016/5/10/chartex" xmlns:cx5="http://schemas.microsoft.com/office/drawing/2016/5/11/chartex" xmlns:cx6="http://schemas.microsoft.com/office/drawing/2016/5/12/chartex" xmlns:cx7="http://schemas.microsoft.com/office/drawing/2016/5/13/chartex" xmlns:cx8="http://schemas.microsoft.com/office/drawing/2016/5/14/chartex" xmlns:mc="http://schemas.openxmlformats.org/markup-compatibility/2006" xmlns:aink="http://schemas.microsoft.com/office/drawing/2016/ink" xmlns:am3d="http://schemas.microsoft.com/office/drawing/2017/model3d" xmlns:o="urn:schemas-microsoft-com:office:office" xmlns:oel="http://schemas.microsoft.com/office/2019/extlst" xmlns:r="http://schemas.openxmlformats.org/officeDocument/2006/relationships" xmlns:m="http://schemas.openxmlformats.org/officeDocument/2006/math" xmlns:v="urn:schemas-microsoft-com:vml" xmlns:wp14="http://schemas.microsoft.com/office/word/2010/wordprocessingDrawing" xmlns:wp="http://schemas.openxmlformats.org/drawingml/2006/wordprocessingDrawing" xmlns:w10="urn:schemas-microsoft-com:office:word" xmlns:w="http://schemas.openxmlformats.org/wordprocessingml/2006/main" xmlns:w14="http://schemas.microsoft.com/office/word/2010/wordml" xmlns:w15="http://schemas.microsoft.com/office/word/2012/wordml" xmlns:w16cex="http://schemas.microsoft.com/office/word/2018/wordml/cex" xmlns:w16cid="http://schemas.microsoft.com/office/word/2016/wordml/cid" xmlns:w16="http://schemas.microsoft.com/office/word/2018/wordml" xmlns:w16sdtdh="http://schemas.microsoft.com/office/word/2020/wordml/sdtdatahash" xmlns:w16se="http://schemas.microsoft.com/office/word/2015/wordml/symex" xmlns:wpg="http://schemas.microsoft.com/office/word/2010/wordprocessingGroup" xmlns:wpi="http://schemas.microsoft.com/office/word/2010/wordprocessingInk" xmlns:wne="http://schemas.microsoft.com/office/word/2006/wordml" xmlns:wps="http://schemas.microsoft.com/office/word/2010/wordprocessingShape" mc:Ignorable="w14 w15 w16se w16cid w16 w16cex w16sdtdh wp14">
   <w:background w:color="FFFFFF"/>
   <w:body>
     <w:p>
@@ -21,7 +21,7 @@
           <w:b/>
           <w:sz w:val="32"/>
           <w:szCs w:val="32"/>
-          <w:lang w:val="en-US"/>
+          <w:lang w:val="de-CH"/>
         </w:rPr>
       </w:pPr>
       <w:r>
@@ -29,7 +29,7 @@
           <w:b/>
           <w:sz w:val="32"/>
           <w:szCs w:val="32"/>
-          <w:lang w:val="en-US"/>
+          <w:lang w:val="de-CH"/>
         </w:rPr>
         <w:t>SERGIO DANIEL HERNANDEZ CHARPAK</w:t>
       </w:r>
@@ -50,41 +50,33 @@
         <w:ind w:left="240" w:firstLine="480"/>
         <w:jc w:val="center"/>
         <w:rPr>
-          <w:lang w:val="en-US"/>
+          <w:lang w:val="de-CH"/>
         </w:rPr>
       </w:pPr>
-      <w:proofErr w:type="spellStart"/>
       <w:r>
         <w:rPr>
-          <w:lang w:val="en-US"/>
+          <w:lang w:val="de-CH"/>
         </w:rPr>
-        <w:t>Prilly</w:t>
-      </w:r>
-      <w:proofErr w:type="spellEnd"/>
-      <w:r>
-        <w:rPr>
-          <w:lang w:val="en-US"/>
-        </w:rPr>
-        <w:t xml:space="preserve"> Switzerland</w:t>
+        <w:t>Prilly Switzerland</w:t>
       </w:r>
       <w:r>
         <w:rPr>
           <w:color w:val="222222"/>
           <w:highlight w:val="white"/>
-          <w:lang w:val="en-US"/>
+          <w:lang w:val="de-CH"/>
         </w:rPr>
         <w:t> </w:t>
       </w:r>
       <w:r>
         <w:rPr>
           <w:sz w:val="14"/>
-          <w:lang w:val="en-US"/>
+          <w:lang w:val="de-CH"/>
         </w:rPr>
         <w:t>○</w:t>
       </w:r>
       <w:r>
         <w:rPr>
-          <w:lang w:val="en-US"/>
+          <w:lang w:val="de-CH"/>
         </w:rPr>
         <w:t xml:space="preserve"> (+41) 78 7324340</w:t>
       </w:r>
@@ -105,7 +97,7 @@
         <w:jc w:val="center"/>
         <w:rPr>
           <w:sz w:val="16"/>
-          <w:lang w:val="en-US"/>
+          <w:lang w:val="de-CH"/>
         </w:rPr>
       </w:pPr>
       <w:hyperlink r:id="rId8" w:history="1">
@@ -115,7 +107,7 @@
             <w:color w:val="7F7F7F" w:themeColor="text1" w:themeTint="80"/>
             <w:sz w:val="21"/>
             <w:szCs w:val="21"/>
-            <w:lang w:val="en-US"/>
+            <w:lang w:val="de-CH"/>
           </w:rPr>
           <w:t>sergiocharpak</w:t>
         </w:r>
@@ -126,7 +118,7 @@
             <w:color w:val="7F7F7F" w:themeColor="text1" w:themeTint="80"/>
             <w:sz w:val="21"/>
             <w:szCs w:val="21"/>
-            <w:lang w:val="en-US"/>
+            <w:lang w:val="de-CH"/>
           </w:rPr>
           <w:t>@gm</w:t>
         </w:r>
@@ -137,7 +129,7 @@
             <w:color w:val="7F7F7F" w:themeColor="text1" w:themeTint="80"/>
             <w:sz w:val="21"/>
             <w:szCs w:val="21"/>
-            <w:lang w:val="en-US"/>
+            <w:lang w:val="de-CH"/>
           </w:rPr>
           <w:t>ail.com</w:t>
         </w:r>
@@ -145,7 +137,7 @@
       <w:r>
         <w:rPr>
           <w:sz w:val="16"/>
-          <w:lang w:val="en-US"/>
+          <w:lang w:val="de-CH"/>
         </w:rPr>
         <w:t xml:space="preserve"> ○</w:t>
       </w:r>
@@ -155,7 +147,7 @@
             <w:color w:val="7F7F7F" w:themeColor="text1" w:themeTint="80"/>
             <w:sz w:val="18"/>
             <w:u w:val="single"/>
-            <w:lang w:val="en-US"/>
+            <w:lang w:val="de-CH"/>
           </w:rPr>
           <w:t xml:space="preserve"> </w:t>
         </w:r>
@@ -165,7 +157,7 @@
             <w:sz w:val="21"/>
             <w:szCs w:val="21"/>
             <w:u w:val="single"/>
-            <w:lang w:val="en-US"/>
+            <w:lang w:val="de-CH"/>
           </w:rPr>
           <w:t>sergio.hernandez@epfl.ch</w:t>
         </w:r>
@@ -174,7 +166,7 @@
         <w:rPr>
           <w:color w:val="7F7F7F" w:themeColor="text1" w:themeTint="80"/>
           <w:sz w:val="18"/>
-          <w:lang w:val="en-US"/>
+          <w:lang w:val="de-CH"/>
         </w:rPr>
         <w:t xml:space="preserve">  </w:t>
       </w:r>
@@ -439,7 +431,7 @@
                 <w:b/>
                 <w:sz w:val="21"/>
                 <w:szCs w:val="21"/>
-                <w:lang w:val="en-US"/>
+                <w:lang w:val="fr-CH"/>
               </w:rPr>
             </w:pPr>
             <w:r>
@@ -447,29 +439,9 @@
                 <w:b/>
                 <w:sz w:val="24"/>
                 <w:szCs w:val="24"/>
-                <w:lang w:val="en-US"/>
-              </w:rPr>
-              <w:t xml:space="preserve">École Polytechnique </w:t>
-            </w:r>
-            <w:proofErr w:type="spellStart"/>
-            <w:r>
-              <w:rPr>
-                <w:b/>
-                <w:sz w:val="24"/>
-                <w:szCs w:val="24"/>
-                <w:lang w:val="en-US"/>
-              </w:rPr>
-              <w:t>Fédérale</w:t>
-            </w:r>
-            <w:proofErr w:type="spellEnd"/>
-            <w:r>
-              <w:rPr>
-                <w:b/>
-                <w:sz w:val="24"/>
-                <w:szCs w:val="24"/>
-                <w:lang w:val="en-US"/>
-              </w:rPr>
-              <w:t xml:space="preserve"> de Lausanne</w:t>
+                <w:lang w:val="fr-CH"/>
+              </w:rPr>
+              <w:t>École Polytechnique Fédérale de Lausanne</w:t>
             </w:r>
           </w:p>
         </w:tc>
@@ -582,7 +554,6 @@
                 <w:lang w:val="en-US"/>
               </w:rPr>
             </w:pPr>
-            <w:proofErr w:type="gramStart"/>
             <w:r>
               <w:rPr>
                 <w:color w:val="222222"/>
@@ -590,17 +561,7 @@
                 <w:szCs w:val="21"/>
                 <w:lang w:val="en-US"/>
               </w:rPr>
-              <w:t>.NeuroRestore</w:t>
-            </w:r>
-            <w:proofErr w:type="gramEnd"/>
-            <w:r>
-              <w:rPr>
-                <w:color w:val="222222"/>
-                <w:sz w:val="21"/>
-                <w:szCs w:val="21"/>
-                <w:lang w:val="en-US"/>
-              </w:rPr>
-              <w:t xml:space="preserve"> </w:t>
+              <w:t xml:space="preserve">.NeuroRestore </w:t>
             </w:r>
           </w:p>
         </w:tc>
@@ -666,7 +627,7 @@
                 <w:b/>
                 <w:sz w:val="21"/>
                 <w:szCs w:val="21"/>
-                <w:lang w:val="en-US"/>
+                <w:lang w:val="fr-CH"/>
               </w:rPr>
             </w:pPr>
             <w:r>
@@ -674,29 +635,9 @@
                 <w:b/>
                 <w:sz w:val="24"/>
                 <w:szCs w:val="24"/>
-                <w:lang w:val="en-US"/>
-              </w:rPr>
-              <w:t xml:space="preserve">École Polytechnique </w:t>
-            </w:r>
-            <w:proofErr w:type="spellStart"/>
-            <w:r>
-              <w:rPr>
-                <w:b/>
-                <w:sz w:val="24"/>
-                <w:szCs w:val="24"/>
-                <w:lang w:val="en-US"/>
-              </w:rPr>
-              <w:t>Fédérale</w:t>
-            </w:r>
-            <w:proofErr w:type="spellEnd"/>
-            <w:r>
-              <w:rPr>
-                <w:b/>
-                <w:sz w:val="24"/>
-                <w:szCs w:val="24"/>
-                <w:lang w:val="en-US"/>
-              </w:rPr>
-              <w:t xml:space="preserve"> de Lausanne</w:t>
+                <w:lang w:val="fr-CH"/>
+              </w:rPr>
+              <w:t>École Polytechnique Fédérale de Lausanne</w:t>
             </w:r>
           </w:p>
         </w:tc>
@@ -863,7 +804,27 @@
                 <w:szCs w:val="24"/>
                 <w:lang w:val="en-US"/>
               </w:rPr>
-              <w:t>Universidad de los Andes</w:t>
+              <w:t xml:space="preserve">Universidad de </w:t>
+            </w:r>
+            <w:proofErr w:type="spellStart"/>
+            <w:r>
+              <w:rPr>
+                <w:b/>
+                <w:sz w:val="24"/>
+                <w:szCs w:val="24"/>
+                <w:lang w:val="en-US"/>
+              </w:rPr>
+              <w:t>los</w:t>
+            </w:r>
+            <w:proofErr w:type="spellEnd"/>
+            <w:r>
+              <w:rPr>
+                <w:b/>
+                <w:sz w:val="24"/>
+                <w:szCs w:val="24"/>
+                <w:lang w:val="en-US"/>
+              </w:rPr>
+              <w:t xml:space="preserve"> Andes</w:t>
             </w:r>
           </w:p>
         </w:tc>
@@ -1149,23 +1110,13 @@
               </w:rPr>
               <w:t xml:space="preserve">January 2010 - March 2017 </w:t>
             </w:r>
-            <w:proofErr w:type="gramStart"/>
-            <w:r>
-              <w:rPr>
-                <w:sz w:val="21"/>
-                <w:szCs w:val="21"/>
-                <w:lang w:val="en-US"/>
-              </w:rPr>
-              <w:t>-  GPA</w:t>
-            </w:r>
-            <w:proofErr w:type="gramEnd"/>
-            <w:r>
-              <w:rPr>
-                <w:sz w:val="21"/>
-                <w:szCs w:val="21"/>
-                <w:lang w:val="en-US"/>
-              </w:rPr>
-              <w:t xml:space="preserve"> </w:t>
+            <w:r>
+              <w:rPr>
+                <w:sz w:val="21"/>
+                <w:szCs w:val="21"/>
+                <w:lang w:val="en-US"/>
+              </w:rPr>
+              <w:t xml:space="preserve">-  GPA </w:t>
             </w:r>
             <w:r>
               <w:rPr>
@@ -1449,7 +1400,6 @@
                 <w:lang w:val="en-US"/>
               </w:rPr>
             </w:pPr>
-            <w:proofErr w:type="gramStart"/>
             <w:r>
               <w:rPr>
                 <w:i/>
@@ -1457,17 +1407,7 @@
                 <w:szCs w:val="20"/>
                 <w:lang w:val="en-US"/>
               </w:rPr>
-              <w:t>.NeuroRestore</w:t>
-            </w:r>
-            <w:proofErr w:type="gramEnd"/>
-            <w:r>
-              <w:rPr>
-                <w:i/>
-                <w:sz w:val="20"/>
-                <w:szCs w:val="20"/>
-                <w:lang w:val="en-US"/>
-              </w:rPr>
-              <w:t xml:space="preserve"> - </w:t>
+              <w:t xml:space="preserve">.NeuroRestore - </w:t>
             </w:r>
             <w:proofErr w:type="spellStart"/>
             <w:r>
@@ -1554,27 +1494,7 @@
                 <w:szCs w:val="21"/>
                 <w:lang w:val="en-US"/>
               </w:rPr>
-              <w:t xml:space="preserve">Imaging and Computation Manager </w:t>
-            </w:r>
-            <w:proofErr w:type="gramStart"/>
-            <w:r>
-              <w:rPr>
-                <w:b/>
-                <w:sz w:val="21"/>
-                <w:szCs w:val="21"/>
-                <w:lang w:val="en-US"/>
-              </w:rPr>
-              <w:t>– .NeuroRestore</w:t>
-            </w:r>
-            <w:proofErr w:type="gramEnd"/>
-            <w:r>
-              <w:rPr>
-                <w:b/>
-                <w:sz w:val="21"/>
-                <w:szCs w:val="21"/>
-                <w:lang w:val="en-US"/>
-              </w:rPr>
-              <w:t xml:space="preserve"> -  Clinical Division</w:t>
+              <w:t>Imaging and Computation Manager – .NeuroRestore -  Clinical Division</w:t>
             </w:r>
           </w:p>
           <w:p>
@@ -1706,7 +1626,6 @@
                 <w:lang w:val="en-US"/>
               </w:rPr>
             </w:pPr>
-            <w:proofErr w:type="gramStart"/>
             <w:r>
               <w:rPr>
                 <w:i/>
@@ -1714,17 +1633,7 @@
                 <w:szCs w:val="20"/>
                 <w:lang w:val="en-US"/>
               </w:rPr>
-              <w:t>.NeuroRestore</w:t>
-            </w:r>
-            <w:proofErr w:type="gramEnd"/>
-            <w:r>
-              <w:rPr>
-                <w:i/>
-                <w:sz w:val="20"/>
-                <w:szCs w:val="20"/>
-                <w:lang w:val="en-US"/>
-              </w:rPr>
-              <w:t xml:space="preserve"> - </w:t>
+              <w:t xml:space="preserve">.NeuroRestore - </w:t>
             </w:r>
             <w:proofErr w:type="spellStart"/>
             <w:r>
@@ -1857,25 +1766,14 @@
               </w:rPr>
               <w:t xml:space="preserve"> </w:t>
             </w:r>
-            <w:proofErr w:type="gramStart"/>
-            <w:r>
-              <w:rPr>
-                <w:b/>
-                <w:sz w:val="21"/>
-                <w:szCs w:val="21"/>
-                <w:lang w:val="en-US"/>
-              </w:rPr>
-              <w:t>– .NeuroRestore</w:t>
-            </w:r>
-            <w:proofErr w:type="gramEnd"/>
-            <w:r>
-              <w:rPr>
-                <w:b/>
-                <w:sz w:val="21"/>
-                <w:szCs w:val="21"/>
-                <w:lang w:val="en-US"/>
-              </w:rPr>
-              <w:t xml:space="preserve"> – Clinical Division</w:t>
+            <w:r>
+              <w:rPr>
+                <w:b/>
+                <w:sz w:val="21"/>
+                <w:szCs w:val="21"/>
+                <w:lang w:val="en-US"/>
+              </w:rPr>
+              <w:t>– .NeuroRestore – Clinical Division</w:t>
             </w:r>
           </w:p>
           <w:p>
@@ -2126,17 +2024,37 @@
                 <w:b/>
                 <w:sz w:val="21"/>
                 <w:szCs w:val="21"/>
-                <w:lang w:val="en-US"/>
-              </w:rPr>
-            </w:pPr>
-            <w:r>
-              <w:rPr>
-                <w:b/>
-                <w:sz w:val="21"/>
-                <w:szCs w:val="21"/>
-                <w:lang w:val="en-US"/>
-              </w:rPr>
-              <w:t>Scientific Assistant – Neurorestore – Computational Neuroscience Unit</w:t>
+                <w:lang w:val="fr-CH"/>
+              </w:rPr>
+            </w:pPr>
+            <w:r>
+              <w:rPr>
+                <w:b/>
+                <w:sz w:val="21"/>
+                <w:szCs w:val="21"/>
+                <w:lang w:val="fr-CH"/>
+              </w:rPr>
+              <w:t xml:space="preserve">Scientific Assistant – Neurorestore – </w:t>
+            </w:r>
+            <w:proofErr w:type="spellStart"/>
+            <w:r>
+              <w:rPr>
+                <w:b/>
+                <w:sz w:val="21"/>
+                <w:szCs w:val="21"/>
+                <w:lang w:val="fr-CH"/>
+              </w:rPr>
+              <w:t>Computational</w:t>
+            </w:r>
+            <w:proofErr w:type="spellEnd"/>
+            <w:r>
+              <w:rPr>
+                <w:b/>
+                <w:sz w:val="21"/>
+                <w:szCs w:val="21"/>
+                <w:lang w:val="fr-CH"/>
+              </w:rPr>
+              <w:t xml:space="preserve"> Neuroscience Unit</w:t>
             </w:r>
           </w:p>
           <w:p>
@@ -2215,27 +2133,15 @@
                 <w:lang w:val="en-US"/>
               </w:rPr>
             </w:pPr>
-            <w:proofErr w:type="spellStart"/>
-            <w:r>
-              <w:rPr>
-                <w:b/>
-                <w:i/>
-                <w:sz w:val="21"/>
-                <w:szCs w:val="21"/>
-                <w:lang w:val="en-US"/>
-              </w:rPr>
-              <w:t>Nagra</w:t>
-            </w:r>
-            <w:proofErr w:type="spellEnd"/>
-            <w:r>
-              <w:rPr>
-                <w:b/>
-                <w:i/>
-                <w:sz w:val="21"/>
-                <w:szCs w:val="21"/>
-                <w:lang w:val="en-US"/>
-              </w:rPr>
-              <w:t xml:space="preserve"> </w:t>
+            <w:r>
+              <w:rPr>
+                <w:b/>
+                <w:i/>
+                <w:sz w:val="21"/>
+                <w:szCs w:val="21"/>
+                <w:lang w:val="en-US"/>
+              </w:rPr>
+              <w:t xml:space="preserve">Nagra </w:t>
             </w:r>
             <w:proofErr w:type="spellStart"/>
             <w:r>
@@ -3371,25 +3277,7 @@
                 <w:szCs w:val="21"/>
                 <w:lang w:val="en-US"/>
               </w:rPr>
-              <w:t xml:space="preserve">) and their time behaviors on three different paradigms. Worked under the direction of PhD student A. </w:t>
-            </w:r>
-            <w:proofErr w:type="spellStart"/>
-            <w:r>
-              <w:rPr>
-                <w:sz w:val="21"/>
-                <w:szCs w:val="21"/>
-                <w:lang w:val="en-US"/>
-              </w:rPr>
-              <w:t>Tarun</w:t>
-            </w:r>
-            <w:proofErr w:type="spellEnd"/>
-            <w:r>
-              <w:rPr>
-                <w:sz w:val="21"/>
-                <w:szCs w:val="21"/>
-                <w:lang w:val="en-US"/>
-              </w:rPr>
-              <w:t xml:space="preserve"> and prof. </w:t>
+              <w:t xml:space="preserve">) and their time behaviors on three different paradigms. Worked under the direction of PhD student A. Tarun and prof. </w:t>
             </w:r>
             <w:r>
               <w:rPr>
@@ -3447,7 +3335,29 @@
                 <w:szCs w:val="21"/>
                 <w:lang w:val="en-US"/>
               </w:rPr>
-              <w:t>Universidad de los Andes</w:t>
+              <w:t xml:space="preserve">Universidad de </w:t>
+            </w:r>
+            <w:proofErr w:type="spellStart"/>
+            <w:r>
+              <w:rPr>
+                <w:b/>
+                <w:i/>
+                <w:sz w:val="21"/>
+                <w:szCs w:val="21"/>
+                <w:lang w:val="en-US"/>
+              </w:rPr>
+              <w:t>los</w:t>
+            </w:r>
+            <w:proofErr w:type="spellEnd"/>
+            <w:r>
+              <w:rPr>
+                <w:b/>
+                <w:i/>
+                <w:sz w:val="21"/>
+                <w:szCs w:val="21"/>
+                <w:lang w:val="en-US"/>
+              </w:rPr>
+              <w:t xml:space="preserve"> Andes</w:t>
             </w:r>
           </w:p>
           <w:p>
@@ -3686,30 +3596,18 @@
                 <w:i/>
                 <w:sz w:val="21"/>
                 <w:szCs w:val="21"/>
-                <w:lang w:val="en-US"/>
-              </w:rPr>
-            </w:pPr>
-            <w:proofErr w:type="spellStart"/>
-            <w:r>
-              <w:rPr>
-                <w:b/>
-                <w:i/>
-                <w:sz w:val="21"/>
-                <w:szCs w:val="21"/>
-                <w:lang w:val="en-US"/>
-              </w:rPr>
-              <w:t>Laboratoire</w:t>
-            </w:r>
-            <w:proofErr w:type="spellEnd"/>
-            <w:r>
-              <w:rPr>
-                <w:b/>
-                <w:i/>
-                <w:sz w:val="21"/>
-                <w:szCs w:val="21"/>
-                <w:lang w:val="en-US"/>
-              </w:rPr>
-              <w:t xml:space="preserve"> CPPM </w:t>
+                <w:lang w:val="fr-CH"/>
+              </w:rPr>
+            </w:pPr>
+            <w:r>
+              <w:rPr>
+                <w:b/>
+                <w:i/>
+                <w:sz w:val="21"/>
+                <w:szCs w:val="21"/>
+                <w:lang w:val="fr-CH"/>
+              </w:rPr>
+              <w:t xml:space="preserve">Laboratoire CPPM </w:t>
             </w:r>
           </w:p>
           <w:p>
@@ -3727,15 +3625,15 @@
                 <w:i/>
                 <w:sz w:val="21"/>
                 <w:szCs w:val="21"/>
-                <w:lang w:val="en-US"/>
-              </w:rPr>
-            </w:pPr>
-            <w:r>
-              <w:rPr>
-                <w:i/>
-                <w:sz w:val="21"/>
-                <w:szCs w:val="21"/>
-                <w:lang w:val="en-US"/>
+                <w:lang w:val="fr-CH"/>
+              </w:rPr>
+            </w:pPr>
+            <w:r>
+              <w:rPr>
+                <w:i/>
+                <w:sz w:val="21"/>
+                <w:szCs w:val="21"/>
+                <w:lang w:val="fr-CH"/>
               </w:rPr>
               <w:t>LSST Project</w:t>
             </w:r>
@@ -3754,14 +3652,14 @@
               <w:rPr>
                 <w:sz w:val="21"/>
                 <w:szCs w:val="21"/>
-                <w:lang w:val="en-US"/>
-              </w:rPr>
-            </w:pPr>
-            <w:r>
-              <w:rPr>
-                <w:sz w:val="21"/>
-                <w:szCs w:val="21"/>
-                <w:lang w:val="en-US"/>
+                <w:lang w:val="fr-CH"/>
+              </w:rPr>
+            </w:pPr>
+            <w:r>
+              <w:rPr>
+                <w:sz w:val="21"/>
+                <w:szCs w:val="21"/>
+                <w:lang w:val="fr-CH"/>
               </w:rPr>
               <w:t>Marseille, France</w:t>
             </w:r>
@@ -3926,16 +3824,16 @@
                 <w:i/>
                 <w:sz w:val="21"/>
                 <w:szCs w:val="21"/>
-                <w:lang w:val="en-US"/>
-              </w:rPr>
-            </w:pPr>
-            <w:r>
-              <w:rPr>
-                <w:b/>
-                <w:i/>
-                <w:sz w:val="21"/>
-                <w:szCs w:val="21"/>
-                <w:lang w:val="en-US"/>
+                <w:lang w:val="es-CO"/>
+              </w:rPr>
+            </w:pPr>
+            <w:r>
+              <w:rPr>
+                <w:b/>
+                <w:i/>
+                <w:sz w:val="21"/>
+                <w:szCs w:val="21"/>
+                <w:lang w:val="es-CO"/>
               </w:rPr>
               <w:t>Universidad de los Andes</w:t>
             </w:r>
@@ -3955,18 +3853,60 @@
                 <w:i/>
                 <w:sz w:val="21"/>
                 <w:szCs w:val="21"/>
-                <w:lang w:val="en-US"/>
-              </w:rPr>
-            </w:pPr>
-            <w:r>
-              <w:rPr>
-                <w:i/>
-                <w:sz w:val="21"/>
-                <w:szCs w:val="21"/>
-                <w:lang w:val="en-US"/>
-              </w:rPr>
-              <w:t>Department of Physics</w:t>
-            </w:r>
+                <w:lang w:val="es-CO"/>
+              </w:rPr>
+            </w:pPr>
+            <w:proofErr w:type="spellStart"/>
+            <w:r>
+              <w:rPr>
+                <w:i/>
+                <w:sz w:val="21"/>
+                <w:szCs w:val="21"/>
+                <w:lang w:val="es-CO"/>
+              </w:rPr>
+              <w:t>Department</w:t>
+            </w:r>
+            <w:proofErr w:type="spellEnd"/>
+            <w:r>
+              <w:rPr>
+                <w:i/>
+                <w:sz w:val="21"/>
+                <w:szCs w:val="21"/>
+                <w:lang w:val="es-CO"/>
+              </w:rPr>
+              <w:t xml:space="preserve"> </w:t>
+            </w:r>
+            <w:proofErr w:type="spellStart"/>
+            <w:r>
+              <w:rPr>
+                <w:i/>
+                <w:sz w:val="21"/>
+                <w:szCs w:val="21"/>
+                <w:lang w:val="es-CO"/>
+              </w:rPr>
+              <w:t>of</w:t>
+            </w:r>
+            <w:proofErr w:type="spellEnd"/>
+            <w:r>
+              <w:rPr>
+                <w:i/>
+                <w:sz w:val="21"/>
+                <w:szCs w:val="21"/>
+                <w:lang w:val="es-CO"/>
+              </w:rPr>
+              <w:t xml:space="preserve"> </w:t>
+            </w:r>
+            <w:proofErr w:type="spellStart"/>
+            <w:r>
+              <w:rPr>
+                <w:i/>
+                <w:sz w:val="21"/>
+                <w:szCs w:val="21"/>
+                <w:lang w:val="es-CO"/>
+              </w:rPr>
+              <w:t>Physics</w:t>
+            </w:r>
+            <w:proofErr w:type="spellEnd"/>
           </w:p>
           <w:p>
             <w:pPr>
@@ -3982,14 +3922,14 @@
               <w:rPr>
                 <w:sz w:val="21"/>
                 <w:szCs w:val="21"/>
-                <w:lang w:val="en-US"/>
-              </w:rPr>
-            </w:pPr>
-            <w:r>
-              <w:rPr>
-                <w:sz w:val="21"/>
-                <w:szCs w:val="21"/>
-                <w:lang w:val="en-US"/>
+                <w:lang w:val="es-CO"/>
+              </w:rPr>
+            </w:pPr>
+            <w:r>
+              <w:rPr>
+                <w:sz w:val="21"/>
+                <w:szCs w:val="21"/>
+                <w:lang w:val="es-CO"/>
               </w:rPr>
               <w:t>Bogotá, Colombia</w:t>
             </w:r>
@@ -4227,7 +4167,29 @@
                 <w:szCs w:val="21"/>
                 <w:lang w:val="en-US"/>
               </w:rPr>
-              <w:t>Universidad de los Andes</w:t>
+              <w:t xml:space="preserve">Universidad de </w:t>
+            </w:r>
+            <w:proofErr w:type="spellStart"/>
+            <w:r>
+              <w:rPr>
+                <w:b/>
+                <w:i/>
+                <w:sz w:val="21"/>
+                <w:szCs w:val="21"/>
+                <w:lang w:val="en-US"/>
+              </w:rPr>
+              <w:t>los</w:t>
+            </w:r>
+            <w:proofErr w:type="spellEnd"/>
+            <w:r>
+              <w:rPr>
+                <w:b/>
+                <w:i/>
+                <w:sz w:val="21"/>
+                <w:szCs w:val="21"/>
+                <w:lang w:val="en-US"/>
+              </w:rPr>
+              <w:t xml:space="preserve"> Andes</w:t>
             </w:r>
           </w:p>
           <w:p>
@@ -4810,7 +4772,6 @@
               </w:rPr>
               <w:t xml:space="preserve">Assisted with the integration and control of a helicopter with Arduino under the supervision of professors </w:t>
             </w:r>
-            <w:proofErr w:type="spellStart"/>
             <w:r>
               <w:rPr>
                 <w:i/>
@@ -4821,7 +4782,6 @@
               </w:rPr>
               <w:t>Sho</w:t>
             </w:r>
-            <w:proofErr w:type="spellEnd"/>
             <w:r>
               <w:rPr>
                 <w:sz w:val="21"/>
@@ -4989,6 +4949,15 @@
               </w:rPr>
               <w:t>,2025</w:t>
             </w:r>
+            <w:r>
+              <w:rPr>
+                <w:i/>
+                <w:sz w:val="20"/>
+                <w:szCs w:val="21"/>
+                <w:lang w:val="en-US"/>
+              </w:rPr>
+              <w:t>,2026</w:t>
+            </w:r>
           </w:p>
         </w:tc>
         <w:tc>
@@ -5027,6 +4996,44 @@
               <w:pStyle w:val="ListParagraph"/>
             </w:pPr>
             <w:r>
+              <w:t>Millisecond-aligned muscle activity (EMG), epidural electrical stimulation (EES) configurations and marker-less kinematics for data-driven strategies</w:t>
+            </w:r>
+            <w:r>
+              <w:t xml:space="preserve">, Viva </w:t>
+            </w:r>
+            <w:proofErr w:type="spellStart"/>
+            <w:r>
+              <w:t>Berlenghi</w:t>
+            </w:r>
+            <w:proofErr w:type="spellEnd"/>
+            <w:r>
+              <w:t xml:space="preserve"> (EPFL)</w:t>
+            </w:r>
+          </w:p>
+          <w:p>
+            <w:pPr>
+              <w:pStyle w:val="ListParagraph"/>
+            </w:pPr>
+            <w:r>
+              <w:t>Biophysically informed hybrid model for Upper-Limb EMG Prediction in Spinal Cord Injury EES therapies</w:t>
+            </w:r>
+            <w:r>
+              <w:t xml:space="preserve">, </w:t>
+            </w:r>
+            <w:proofErr w:type="spellStart"/>
+            <w:r>
+              <w:t>Gonçalo</w:t>
+            </w:r>
+            <w:proofErr w:type="spellEnd"/>
+            <w:r>
+              <w:t xml:space="preserve"> Braga (EPFL)</w:t>
+            </w:r>
+          </w:p>
+          <w:p>
+            <w:pPr>
+              <w:pStyle w:val="ListParagraph"/>
+            </w:pPr>
+            <w:r>
               <w:t>Medical imaging data platform for training AI models</w:t>
             </w:r>
             <w:r>
@@ -5198,15 +5205,7 @@
             </w:r>
             <w:proofErr w:type="spellEnd"/>
             <w:r>
-              <w:t xml:space="preserve">, École des </w:t>
-            </w:r>
-            <w:proofErr w:type="spellStart"/>
-            <w:r>
-              <w:t>Mines</w:t>
-            </w:r>
-            <w:proofErr w:type="spellEnd"/>
-            <w:r>
-              <w:t xml:space="preserve"> de Saint-Étienne)</w:t>
+              <w:t>, École des Mines de Saint-Étienne)</w:t>
             </w:r>
           </w:p>
           <w:p>
@@ -5246,11 +5245,11 @@
             </w:r>
             <w:proofErr w:type="spellEnd"/>
             <w:r>
-              <w:t xml:space="preserve"> </w:t>
-            </w:r>
-            <w:proofErr w:type="spellStart"/>
-            <w:r>
-              <w:t>Moha-Ouchane</w:t>
+              <w:t xml:space="preserve"> Moha-</w:t>
+            </w:r>
+            <w:proofErr w:type="spellStart"/>
+            <w:r>
+              <w:t>Ouchane</w:t>
             </w:r>
             <w:proofErr w:type="spellEnd"/>
             <w:r>
@@ -5443,6 +5442,114 @@
           <w:p>
             <w:pPr>
               <w:pStyle w:val="ListParagraph"/>
+              <w:rPr>
+                <w:lang w:val="fr-CH"/>
+              </w:rPr>
+            </w:pPr>
+            <w:proofErr w:type="spellStart"/>
+            <w:r>
+              <w:rPr>
+                <w:lang w:val="fr-CH"/>
+              </w:rPr>
+              <w:t>Personalized</w:t>
+            </w:r>
+            <w:proofErr w:type="spellEnd"/>
+            <w:r>
+              <w:rPr>
+                <w:lang w:val="fr-CH"/>
+              </w:rPr>
+              <w:t xml:space="preserve"> </w:t>
+            </w:r>
+            <w:proofErr w:type="spellStart"/>
+            <w:r>
+              <w:rPr>
+                <w:lang w:val="fr-CH"/>
+              </w:rPr>
+              <w:t>bioelectrical</w:t>
+            </w:r>
+            <w:proofErr w:type="spellEnd"/>
+            <w:r>
+              <w:rPr>
+                <w:lang w:val="fr-CH"/>
+              </w:rPr>
+              <w:t xml:space="preserve"> model reconstruction for </w:t>
+            </w:r>
+            <w:proofErr w:type="spellStart"/>
+            <w:r>
+              <w:rPr>
+                <w:lang w:val="fr-CH"/>
+              </w:rPr>
+              <w:t>t</w:t>
+            </w:r>
+            <w:r>
+              <w:rPr>
+                <w:lang w:val="fr-CH"/>
+              </w:rPr>
+              <w:t>ranscutenous</w:t>
+            </w:r>
+            <w:proofErr w:type="spellEnd"/>
+            <w:r>
+              <w:rPr>
+                <w:lang w:val="fr-CH"/>
+              </w:rPr>
+              <w:t xml:space="preserve"> </w:t>
+            </w:r>
+            <w:r>
+              <w:rPr>
+                <w:lang w:val="fr-CH"/>
+              </w:rPr>
+              <w:t xml:space="preserve">Spinal </w:t>
+            </w:r>
+            <w:proofErr w:type="spellStart"/>
+            <w:r>
+              <w:rPr>
+                <w:lang w:val="fr-CH"/>
+              </w:rPr>
+              <w:t>Cord</w:t>
+            </w:r>
+            <w:proofErr w:type="spellEnd"/>
+            <w:r>
+              <w:rPr>
+                <w:lang w:val="fr-CH"/>
+              </w:rPr>
+              <w:t xml:space="preserve"> Stimulation (</w:t>
+            </w:r>
+            <w:r>
+              <w:rPr>
+                <w:lang w:val="fr-CH"/>
+              </w:rPr>
+              <w:t>TSCS</w:t>
+            </w:r>
+            <w:r>
+              <w:rPr>
+                <w:lang w:val="fr-CH"/>
+              </w:rPr>
+              <w:t xml:space="preserve">), </w:t>
+            </w:r>
+            <w:r>
+              <w:rPr>
+                <w:lang w:val="fr-CH"/>
+              </w:rPr>
+              <w:t xml:space="preserve">Luis </w:t>
+            </w:r>
+            <w:proofErr w:type="spellStart"/>
+            <w:r>
+              <w:rPr>
+                <w:lang w:val="fr-CH"/>
+              </w:rPr>
+              <w:t>Fennessy</w:t>
+            </w:r>
+            <w:proofErr w:type="spellEnd"/>
+            <w:r>
+              <w:rPr>
+                <w:lang w:val="fr-CH"/>
+              </w:rPr>
+              <w:t xml:space="preserve"> (EPFL)</w:t>
+            </w:r>
+          </w:p>
+          <w:p>
+            <w:pPr>
+              <w:pStyle w:val="ListParagraph"/>
             </w:pPr>
             <w:r>
               <w:t xml:space="preserve">Incorporating expert semantic annotations into a large spinal cord MRI dataset, </w:t>
@@ -5718,6 +5825,7 @@
                 <w:szCs w:val="21"/>
                 <w:lang w:val="en-US"/>
               </w:rPr>
+              <w:lastRenderedPageBreak/>
               <w:t xml:space="preserve">Teaching Assistant for Sensorimotor Neuroprosthetics, Assistive Technology Challenge courses. Supervised group of students in the development of assistive technologies to solve specific challenges from individuals with disabilities. </w:t>
             </w:r>
           </w:p>
@@ -5744,17 +5852,18 @@
                 <w:i/>
                 <w:sz w:val="21"/>
                 <w:szCs w:val="21"/>
-                <w:lang w:val="en-US"/>
-              </w:rPr>
-            </w:pPr>
-            <w:r>
-              <w:rPr>
-                <w:b/>
-                <w:i/>
-                <w:sz w:val="21"/>
-                <w:szCs w:val="21"/>
-                <w:lang w:val="en-US"/>
-              </w:rPr>
+                <w:lang w:val="es-CO"/>
+              </w:rPr>
+            </w:pPr>
+            <w:r>
+              <w:rPr>
+                <w:b/>
+                <w:i/>
+                <w:sz w:val="21"/>
+                <w:szCs w:val="21"/>
+                <w:lang w:val="es-CO"/>
+              </w:rPr>
+              <w:lastRenderedPageBreak/>
               <w:t>Universidad de los Andes</w:t>
             </w:r>
           </w:p>
@@ -5772,14 +5881,14 @@
               <w:rPr>
                 <w:sz w:val="21"/>
                 <w:szCs w:val="21"/>
-                <w:lang w:val="en-US"/>
-              </w:rPr>
-            </w:pPr>
-            <w:r>
-              <w:rPr>
-                <w:sz w:val="21"/>
-                <w:szCs w:val="21"/>
-                <w:lang w:val="en-US"/>
+                <w:lang w:val="es-CO"/>
+              </w:rPr>
+            </w:pPr>
+            <w:r>
+              <w:rPr>
+                <w:sz w:val="21"/>
+                <w:szCs w:val="21"/>
+                <w:lang w:val="es-CO"/>
               </w:rPr>
               <w:t>Bogotá, Colombia</w:t>
             </w:r>
@@ -5910,7 +6019,6 @@
               </w:numPr>
             </w:pPr>
             <w:r>
-              <w:lastRenderedPageBreak/>
               <w:t xml:space="preserve">A digital bridge to improve arm and hand movements after tetraplegia, Collin, T., Yu I.B., </w:t>
             </w:r>
             <w:proofErr w:type="spellStart"/>
@@ -5936,10 +6044,13 @@
                 <w:b/>
                 <w:bCs/>
               </w:rPr>
-              <w:t>Science</w:t>
-            </w:r>
-            <w:r>
-              <w:t xml:space="preserve"> (In revision)</w:t>
+              <w:t>Nature Medicine</w:t>
+            </w:r>
+            <w:r>
+              <w:t xml:space="preserve"> </w:t>
+            </w:r>
+            <w:r>
+              <w:t>(In revision)</w:t>
             </w:r>
           </w:p>
           <w:p>
@@ -6766,39 +6877,28 @@
                 <w:numId w:val="26"/>
               </w:numPr>
             </w:pPr>
-            <w:proofErr w:type="spellStart"/>
-            <w:r>
-              <w:t>Rowald</w:t>
-            </w:r>
-            <w:proofErr w:type="spellEnd"/>
-            <w:r>
-              <w:t xml:space="preserve">, A., Komi, S., </w:t>
-            </w:r>
-            <w:proofErr w:type="spellStart"/>
-            <w:r>
-              <w:t>Demesmaeker</w:t>
-            </w:r>
-            <w:proofErr w:type="spellEnd"/>
-            <w:r>
-              <w:t xml:space="preserve">, R., </w:t>
-            </w:r>
-            <w:proofErr w:type="spellStart"/>
-            <w:r>
-              <w:t>Baaklini</w:t>
-            </w:r>
-            <w:proofErr w:type="spellEnd"/>
-            <w:r>
-              <w:t xml:space="preserve"> E., </w:t>
+            <w:r>
+              <w:rPr>
+                <w:lang w:val="de-CH"/>
+              </w:rPr>
+              <w:t xml:space="preserve">Rowald, A., Komi, S., Demesmaeker, R., Baaklini E., </w:t>
             </w:r>
             <w:r>
               <w:rPr>
                 <w:b/>
                 <w:bCs/>
+                <w:lang w:val="de-CH"/>
               </w:rPr>
               <w:t>Hernandez-Charpak S.D</w:t>
             </w:r>
             <w:r>
-              <w:t xml:space="preserve">., et al. Activity-dependent spinal cord neuromodulation rapidly restores trunk and leg motor functions after complete paralysis. </w:t>
+              <w:rPr>
+                <w:lang w:val="de-CH"/>
+              </w:rPr>
+              <w:t xml:space="preserve">., et al. </w:t>
+            </w:r>
+            <w:r>
+              <w:t xml:space="preserve">Activity-dependent spinal cord neuromodulation rapidly restores trunk and leg motor functions after complete paralysis. </w:t>
             </w:r>
             <w:r>
               <w:rPr>
@@ -6964,6 +7064,7 @@
                 <w:szCs w:val="21"/>
                 <w:lang w:val="en-US"/>
               </w:rPr>
+              <w:lastRenderedPageBreak/>
               <w:t>BCI Awards</w:t>
             </w:r>
           </w:p>
@@ -7516,7 +7617,6 @@
                 <w:szCs w:val="21"/>
                 <w:lang w:val="en-US"/>
               </w:rPr>
-              <w:lastRenderedPageBreak/>
               <w:t>BCI Awards</w:t>
             </w:r>
           </w:p>
@@ -7769,14 +7869,7 @@
               <w:rPr>
                 <w:lang w:val="en-US"/>
               </w:rPr>
-              <w:t xml:space="preserve">, </w:t>
-            </w:r>
-            <w:proofErr w:type="gramStart"/>
-            <w:r>
-              <w:rPr>
-                <w:lang w:val="en-US"/>
-              </w:rPr>
-              <w:t>et al.</w:t>
+              <w:t>, et al.</w:t>
             </w:r>
             <w:r>
               <w:rPr>
@@ -7784,7 +7877,6 @@
               </w:rPr>
               <w:t>.</w:t>
             </w:r>
-            <w:proofErr w:type="gramEnd"/>
           </w:p>
           <w:p>
             <w:pPr>
@@ -8393,7 +8485,17 @@
                 <w:szCs w:val="21"/>
                 <w:lang w:val="en-US"/>
               </w:rPr>
-              <w:t>Society for Neuroscience</w:t>
+              <w:t>Organization for Human Brain</w:t>
+            </w:r>
+            <w:r>
+              <w:rPr>
+                <w:rFonts w:eastAsia="Cambria" w:cstheme="minorHAnsi"/>
+                <w:b/>
+                <w:sz w:val="21"/>
+                <w:szCs w:val="21"/>
+                <w:lang w:val="en-US"/>
+              </w:rPr>
+              <w:t xml:space="preserve"> Mapping</w:t>
             </w:r>
           </w:p>
           <w:p>
@@ -8414,9 +8516,10 @@
                 <w:iCs/>
                 <w:sz w:val="20"/>
                 <w:szCs w:val="20"/>
-                <w:lang w:val="en-US"/>
-              </w:rPr>
-            </w:pPr>
+                <w:lang w:val="es-CO"/>
+              </w:rPr>
+            </w:pPr>
+            <w:proofErr w:type="spellStart"/>
             <w:r>
               <w:rPr>
                 <w:rFonts w:eastAsia="Cambria" w:cstheme="minorHAnsi"/>
@@ -8425,9 +8528,34 @@
                 <w:iCs/>
                 <w:sz w:val="20"/>
                 <w:szCs w:val="20"/>
-                <w:lang w:val="en-US"/>
-              </w:rPr>
-              <w:t>San Diego, CA, USA</w:t>
+                <w:lang w:val="es-CO"/>
+              </w:rPr>
+              <w:t>Bordeaux</w:t>
+            </w:r>
+            <w:proofErr w:type="spellEnd"/>
+            <w:r>
+              <w:rPr>
+                <w:rFonts w:eastAsia="Cambria" w:cstheme="minorHAnsi"/>
+                <w:bCs/>
+                <w:i/>
+                <w:iCs/>
+                <w:sz w:val="20"/>
+                <w:szCs w:val="20"/>
+                <w:lang w:val="es-CO"/>
+              </w:rPr>
+              <w:t xml:space="preserve">, </w:t>
+            </w:r>
+            <w:r>
+              <w:rPr>
+                <w:rFonts w:eastAsia="Cambria" w:cstheme="minorHAnsi"/>
+                <w:bCs/>
+                <w:i/>
+                <w:iCs/>
+                <w:sz w:val="20"/>
+                <w:szCs w:val="20"/>
+                <w:lang w:val="es-CO"/>
+              </w:rPr>
+              <w:t>France</w:t>
             </w:r>
           </w:p>
           <w:p>
@@ -8446,7 +8574,7 @@
                 <w:b/>
                 <w:sz w:val="21"/>
                 <w:szCs w:val="21"/>
-                <w:lang w:val="en-US"/>
+                <w:lang w:val="es-CO"/>
               </w:rPr>
             </w:pPr>
             <w:r>
@@ -8457,9 +8585,33 @@
                 <w:iCs/>
                 <w:sz w:val="20"/>
                 <w:szCs w:val="20"/>
-                <w:lang w:val="en-US"/>
-              </w:rPr>
-              <w:t>November 2025</w:t>
+                <w:lang w:val="es-CO"/>
+              </w:rPr>
+              <w:t>June</w:t>
+            </w:r>
+            <w:r>
+              <w:rPr>
+                <w:rFonts w:eastAsia="Cambria" w:cstheme="minorHAnsi"/>
+                <w:bCs/>
+                <w:i/>
+                <w:iCs/>
+                <w:sz w:val="20"/>
+                <w:szCs w:val="20"/>
+                <w:lang w:val="es-CO"/>
+              </w:rPr>
+              <w:t xml:space="preserve"> 202</w:t>
+            </w:r>
+            <w:r>
+              <w:rPr>
+                <w:rFonts w:eastAsia="Cambria" w:cstheme="minorHAnsi"/>
+                <w:bCs/>
+                <w:i/>
+                <w:iCs/>
+                <w:sz w:val="20"/>
+                <w:szCs w:val="20"/>
+                <w:lang w:val="es-CO"/>
+              </w:rPr>
+              <w:t>6</w:t>
             </w:r>
           </w:p>
         </w:tc>
@@ -8472,93 +8624,229 @@
           </w:tcPr>
           <w:p>
             <w:pPr>
-              <w:pBdr>
-                <w:top w:val="nil"/>
-                <w:left w:val="nil"/>
-                <w:bottom w:val="nil"/>
-                <w:right w:val="nil"/>
-                <w:between w:val="nil"/>
-              </w:pBdr>
-              <w:spacing w:after="0" w:line="240" w:lineRule="auto"/>
-              <w:rPr>
-                <w:b/>
-                <w:sz w:val="21"/>
-                <w:szCs w:val="21"/>
-                <w:lang w:val="en-US"/>
-              </w:rPr>
-            </w:pPr>
-            <w:r>
-              <w:rPr>
-                <w:b/>
-                <w:sz w:val="21"/>
-                <w:szCs w:val="21"/>
-                <w:lang w:val="en-US"/>
-              </w:rPr>
-              <w:t xml:space="preserve">Posters </w:t>
-            </w:r>
-          </w:p>
-          <w:p>
-            <w:pPr>
               <w:pStyle w:val="ListParagraph"/>
             </w:pPr>
-            <w:r>
-              <w:t xml:space="preserve">Purpose-built spinal cord </w:t>
-            </w:r>
-            <w:proofErr w:type="spellStart"/>
-            <w:r>
-              <w:t>neuroprothesis</w:t>
-            </w:r>
-            <w:proofErr w:type="spellEnd"/>
-            <w:r>
-              <w:t xml:space="preserve"> alleviates gait deficits in individuals with advanced Parkinson’s disease</w:t>
+            <w:proofErr w:type="spellStart"/>
+            <w:r>
+              <w:t>SpineGPT</w:t>
+            </w:r>
+            <w:proofErr w:type="spellEnd"/>
+            <w:r>
+              <w:t xml:space="preserve">: Self-supervised learning of human spinal cord anatomy for clinical downstream tasks, </w:t>
+            </w:r>
+            <w:r>
+              <w:rPr>
+                <w:b/>
+                <w:bCs/>
+              </w:rPr>
+              <w:t>Hernandez-Charpak S.D.</w:t>
             </w:r>
             <w:r>
               <w:t xml:space="preserve">, </w:t>
             </w:r>
             <w:proofErr w:type="spellStart"/>
             <w:r>
-              <w:t>Varescon</w:t>
-            </w:r>
-            <w:proofErr w:type="spellEnd"/>
-            <w:r>
-              <w:t xml:space="preserve"> C., Sanchez Lopez P., </w:t>
-            </w:r>
-            <w:proofErr w:type="spellStart"/>
-            <w:r>
-              <w:t>Mauguin</w:t>
-            </w:r>
-            <w:proofErr w:type="spellEnd"/>
-            <w:r>
-              <w:t xml:space="preserve"> E., </w:t>
-            </w:r>
-            <w:proofErr w:type="spellStart"/>
-            <w:r>
-              <w:t>Deschenaux</w:t>
-            </w:r>
-            <w:proofErr w:type="spellEnd"/>
-            <w:r>
-              <w:t xml:space="preserve"> C., Bole-</w:t>
-            </w:r>
-            <w:proofErr w:type="spellStart"/>
-            <w:r>
-              <w:t>Feysot</w:t>
-            </w:r>
-            <w:proofErr w:type="spellEnd"/>
-            <w:r>
-              <w:t xml:space="preserve"> L.,</w:t>
+              <w:t>Sakr</w:t>
+            </w:r>
+            <w:proofErr w:type="spellEnd"/>
+            <w:r>
+              <w:t xml:space="preserve"> I.</w:t>
+            </w:r>
+            <w:r>
+              <w:t xml:space="preserve">, </w:t>
+            </w:r>
+            <w:proofErr w:type="spellStart"/>
+            <w:r>
+              <w:t>Selmin</w:t>
+            </w:r>
+            <w:proofErr w:type="spellEnd"/>
+            <w:r>
+              <w:t xml:space="preserve"> D., </w:t>
+            </w:r>
+            <w:r>
+              <w:t>Muller</w:t>
+            </w:r>
+            <w:r>
+              <w:t xml:space="preserve"> L.</w:t>
+            </w:r>
+            <w:r>
+              <w:t xml:space="preserve">, </w:t>
+            </w:r>
+            <w:proofErr w:type="spellStart"/>
+            <w:r>
+              <w:t>Hars</w:t>
+            </w:r>
+            <w:proofErr w:type="spellEnd"/>
+            <w:r>
+              <w:t xml:space="preserve"> J.</w:t>
+            </w:r>
+            <w:r>
+              <w:t>, Blanc</w:t>
+            </w:r>
+            <w:r>
+              <w:t xml:space="preserve"> J.</w:t>
+            </w:r>
+            <w:r>
+              <w:t>, El-</w:t>
+            </w:r>
+            <w:proofErr w:type="spellStart"/>
+            <w:r>
+              <w:t>Ghallali</w:t>
+            </w:r>
+            <w:proofErr w:type="spellEnd"/>
+            <w:r>
+              <w:t xml:space="preserve"> B.</w:t>
+            </w:r>
+            <w:r>
+              <w:t xml:space="preserve">, </w:t>
+            </w:r>
+            <w:proofErr w:type="spellStart"/>
+            <w:r>
+              <w:t>Forero</w:t>
+            </w:r>
+            <w:proofErr w:type="spellEnd"/>
+            <w:r>
+              <w:t xml:space="preserve"> P.</w:t>
+            </w:r>
+            <w:r>
+              <w:t>, Ledoux</w:t>
+            </w:r>
+            <w:r>
+              <w:t xml:space="preserve"> J</w:t>
+            </w:r>
+            <w:r>
+              <w:t>.</w:t>
+            </w:r>
+            <w:r>
+              <w:t>B.</w:t>
+            </w:r>
+            <w:r>
+              <w:t>,</w:t>
             </w:r>
             <w:r>
               <w:t xml:space="preserve"> </w:t>
             </w:r>
+            <w:proofErr w:type="spellStart"/>
+            <w:r>
+              <w:t>Becce</w:t>
+            </w:r>
+            <w:proofErr w:type="spellEnd"/>
+            <w:r>
+              <w:t xml:space="preserve"> F.</w:t>
+            </w:r>
+            <w:r>
+              <w:t>, Bloch</w:t>
+            </w:r>
+            <w:r>
+              <w:t xml:space="preserve"> J.</w:t>
+            </w:r>
+            <w:r>
+              <w:t>, Courtine</w:t>
+            </w:r>
+            <w:r>
+              <w:t xml:space="preserve"> G.</w:t>
+            </w:r>
+            <w:r>
+              <w:t>,</w:t>
+            </w:r>
+            <w:r>
+              <w:t xml:space="preserve"> L</w:t>
+            </w:r>
+            <w:r>
+              <w:t>orach</w:t>
+            </w:r>
+            <w:r>
+              <w:t xml:space="preserve"> H</w:t>
+            </w:r>
+            <w:r>
+              <w:t>.</w:t>
+            </w:r>
+          </w:p>
+          <w:p>
+            <w:pPr>
+              <w:pStyle w:val="ListParagraph"/>
+            </w:pPr>
+            <w:r>
+              <w:t>Potential of Personalized Spinal Cord Dynamic Functional Connectivity Across Regions and Pathologies</w:t>
+            </w:r>
+            <w:r>
+              <w:t xml:space="preserve">, </w:t>
+            </w:r>
+            <w:proofErr w:type="spellStart"/>
+            <w:r>
+              <w:t>Ruggaber</w:t>
+            </w:r>
+            <w:proofErr w:type="spellEnd"/>
+            <w:r>
+              <w:t xml:space="preserve"> O.</w:t>
+            </w:r>
+            <w:r>
+              <w:t xml:space="preserve">, </w:t>
+            </w:r>
             <w:r>
               <w:rPr>
                 <w:b/>
                 <w:bCs/>
               </w:rPr>
-              <w:t>Hernandez-Charpak S.D.</w:t>
-            </w:r>
-            <w:r>
-              <w:t>, et al.</w:t>
+              <w:t>Hernandez-Charpak S.D</w:t>
+            </w:r>
+            <w:r>
+              <w:rPr>
+                <w:b/>
+                <w:bCs/>
+              </w:rPr>
+              <w:t>.</w:t>
+            </w:r>
+            <w:r>
+              <w:t xml:space="preserve">, </w:t>
+            </w:r>
+            <w:proofErr w:type="spellStart"/>
+            <w:r>
+              <w:t>Ricchi</w:t>
+            </w:r>
+            <w:proofErr w:type="spellEnd"/>
+            <w:r>
+              <w:t xml:space="preserve"> I.</w:t>
+            </w:r>
+            <w:r>
+              <w:t>, Ledoux J</w:t>
+            </w:r>
+            <w:r>
+              <w:t>.</w:t>
+            </w:r>
+            <w:r>
+              <w:t xml:space="preserve">B., </w:t>
+            </w:r>
+            <w:proofErr w:type="spellStart"/>
+            <w:r>
+              <w:t>Becce</w:t>
+            </w:r>
+            <w:proofErr w:type="spellEnd"/>
+            <w:r>
+              <w:t xml:space="preserve"> F., Bloch J., </w:t>
+            </w:r>
+            <w:r>
+              <w:t>M</w:t>
+            </w:r>
+            <w:r>
+              <w:t>artin</w:t>
+            </w:r>
+            <w:r>
+              <w:t>-</w:t>
+            </w:r>
+            <w:proofErr w:type="spellStart"/>
+            <w:r>
+              <w:t>Moraud</w:t>
+            </w:r>
+            <w:proofErr w:type="spellEnd"/>
+            <w:r>
+              <w:t xml:space="preserve"> E.</w:t>
+            </w:r>
+            <w:r>
+              <w:t>, Courtine G., Lorach H., Van De Ville</w:t>
+            </w:r>
+            <w:r>
+              <w:t xml:space="preserve"> D.</w:t>
             </w:r>
           </w:p>
           <w:p>
@@ -8566,191 +8854,109 @@
               <w:pStyle w:val="ListParagraph"/>
             </w:pPr>
             <w:r>
-              <w:t xml:space="preserve">Closed-Loop Epidural Electrical Stimulation of the Lumbosacral Spinal Cord to Address Gait Impairments and Fluctuations in Advanced Parkinson’s Disease, Sanchez Lopez P., </w:t>
-            </w:r>
-            <w:proofErr w:type="spellStart"/>
-            <w:r>
-              <w:t>Varescon</w:t>
-            </w:r>
-            <w:proofErr w:type="spellEnd"/>
-            <w:r>
-              <w:t xml:space="preserve"> C, </w:t>
-            </w:r>
-            <w:proofErr w:type="spellStart"/>
-            <w:r>
-              <w:t>Mauguin</w:t>
-            </w:r>
-            <w:proofErr w:type="spellEnd"/>
-            <w:r>
-              <w:t xml:space="preserve"> E., </w:t>
-            </w:r>
-            <w:proofErr w:type="spellStart"/>
-            <w:r>
-              <w:t>Deschenaux</w:t>
-            </w:r>
-            <w:proofErr w:type="spellEnd"/>
-            <w:r>
-              <w:t xml:space="preserve"> C., Bole-</w:t>
-            </w:r>
-            <w:proofErr w:type="spellStart"/>
-            <w:r>
-              <w:t>Feysot</w:t>
-            </w:r>
-            <w:proofErr w:type="spellEnd"/>
-            <w:r>
-              <w:t xml:space="preserve"> L., </w:t>
+              <w:t>Spinal functional MRI to Map Proprioceptive Circuits in Cervical and Lumbar Regions</w:t>
+            </w:r>
+            <w:r>
+              <w:t>,</w:t>
+            </w:r>
+            <w:r>
+              <w:t xml:space="preserve"> </w:t>
+            </w:r>
+            <w:proofErr w:type="spellStart"/>
+            <w:r>
+              <w:t>Schlienger</w:t>
+            </w:r>
+            <w:proofErr w:type="spellEnd"/>
+            <w:r>
+              <w:t xml:space="preserve"> R.</w:t>
+            </w:r>
+            <w:r>
+              <w:t xml:space="preserve">, </w:t>
+            </w:r>
+            <w:proofErr w:type="spellStart"/>
+            <w:r>
+              <w:t>Landelle</w:t>
+            </w:r>
+            <w:proofErr w:type="spellEnd"/>
+            <w:r>
+              <w:t xml:space="preserve"> C.</w:t>
+            </w:r>
+            <w:r>
+              <w:t>, Pinzon-</w:t>
+            </w:r>
+            <w:proofErr w:type="spellStart"/>
+            <w:r>
+              <w:t>Corredor</w:t>
+            </w:r>
+            <w:proofErr w:type="spellEnd"/>
+            <w:r>
+              <w:t xml:space="preserve"> D.</w:t>
+            </w:r>
+            <w:r>
+              <w:t xml:space="preserve">, </w:t>
             </w:r>
             <w:r>
               <w:rPr>
                 <w:b/>
                 <w:bCs/>
               </w:rPr>
-              <w:t>Hernandez-Charpak S.D.</w:t>
-            </w:r>
-            <w:r>
-              <w:t>, et al.</w:t>
-            </w:r>
-          </w:p>
-          <w:p>
-            <w:pPr>
-              <w:pStyle w:val="ListParagraph"/>
-            </w:pPr>
-            <w:r>
-              <w:t xml:space="preserve">A digital bridge between the brain and spinal cord that restores lower limb movements after complete spinal cord injury, Spagnolo, V., </w:t>
-            </w:r>
-            <w:proofErr w:type="spellStart"/>
-            <w:r>
-              <w:t>Coquoz</w:t>
-            </w:r>
-            <w:proofErr w:type="spellEnd"/>
-            <w:r>
-              <w:t xml:space="preserve">, L., </w:t>
-            </w:r>
-            <w:proofErr w:type="spellStart"/>
-            <w:r>
-              <w:t>Carparelli</w:t>
-            </w:r>
-            <w:proofErr w:type="spellEnd"/>
-            <w:r>
-              <w:t xml:space="preserve">, G., Intering, N., </w:t>
-            </w:r>
-            <w:proofErr w:type="spellStart"/>
-            <w:r>
-              <w:t>Deschenaux</w:t>
-            </w:r>
-            <w:proofErr w:type="spellEnd"/>
-            <w:r>
-              <w:t xml:space="preserve">, C., </w:t>
+              <w:t>Hernandez-Charpak S.D</w:t>
             </w:r>
             <w:r>
               <w:rPr>
                 <w:b/>
                 <w:bCs/>
               </w:rPr>
-              <w:t>Hernandez-Charpak, S.D.</w:t>
-            </w:r>
-            <w:r>
-              <w:t>, et al.</w:t>
-            </w:r>
-          </w:p>
-          <w:p>
-            <w:pPr>
-              <w:pStyle w:val="ListParagraph"/>
-            </w:pPr>
-            <w:r>
-              <w:t xml:space="preserve">Restoring Hemodynamic stability with spinal cord stimulation in Parkinsonian syndromes, Gandhi A.P. Amir S., Soriano J.E., </w:t>
-            </w:r>
-            <w:proofErr w:type="spellStart"/>
-            <w:r>
-              <w:t>Hudelle</w:t>
-            </w:r>
-            <w:proofErr w:type="spellEnd"/>
-            <w:r>
-              <w:t xml:space="preserve"> E., </w:t>
-            </w:r>
-            <w:proofErr w:type="spellStart"/>
-            <w:r>
-              <w:t>Hankov</w:t>
-            </w:r>
-            <w:proofErr w:type="spellEnd"/>
-            <w:r>
-              <w:t xml:space="preserve"> N., </w:t>
-            </w:r>
-            <w:proofErr w:type="spellStart"/>
-            <w:r>
-              <w:t>Nikolaeva</w:t>
-            </w:r>
-            <w:proofErr w:type="spellEnd"/>
-            <w:r>
-              <w:t xml:space="preserve"> A., </w:t>
-            </w:r>
-            <w:r>
-              <w:rPr>
-                <w:b/>
-                <w:bCs/>
-              </w:rPr>
-              <w:t>Hernandez-Charpak, S.D.</w:t>
-            </w:r>
-            <w:r>
-              <w:t>, et al.</w:t>
-            </w:r>
-          </w:p>
-          <w:p>
-            <w:pPr>
-              <w:pStyle w:val="ListParagraph"/>
-            </w:pPr>
-            <w:r>
-              <w:t xml:space="preserve">A digital bridge between the brain and spinal cord that restores arm and hand movement after spinal cord injury, Yu I.B., Collin T., </w:t>
-            </w:r>
-            <w:proofErr w:type="spellStart"/>
-            <w:r>
-              <w:t>Sakr</w:t>
-            </w:r>
-            <w:proofErr w:type="spellEnd"/>
-            <w:r>
-              <w:t xml:space="preserve"> I., Spagnolo V., Hernandez-Charpak S.D., et al.</w:t>
-            </w:r>
-          </w:p>
-          <w:p>
-            <w:pPr>
-              <w:pStyle w:val="ListParagraph"/>
-            </w:pPr>
-            <w:r>
-              <w:t xml:space="preserve">Long term use of a digital bridge to restore lower limb function, </w:t>
-            </w:r>
-            <w:proofErr w:type="spellStart"/>
-            <w:r>
-              <w:t>Coquoz</w:t>
-            </w:r>
-            <w:proofErr w:type="spellEnd"/>
-            <w:r>
-              <w:t xml:space="preserve">, L., Spagnolo, V., Intering, N., </w:t>
-            </w:r>
-            <w:proofErr w:type="spellStart"/>
-            <w:r>
-              <w:t>Deschenaux</w:t>
-            </w:r>
-            <w:proofErr w:type="spellEnd"/>
-            <w:r>
-              <w:t xml:space="preserve">, C., Galvez A., </w:t>
-            </w:r>
-            <w:proofErr w:type="spellStart"/>
-            <w:r>
-              <w:t>Carparelli</w:t>
-            </w:r>
-            <w:proofErr w:type="spellEnd"/>
-            <w:r>
-              <w:t xml:space="preserve">, G., </w:t>
-            </w:r>
-            <w:r>
-              <w:rPr>
-                <w:b/>
-                <w:bCs/>
-              </w:rPr>
-              <w:t>Hernandez-Charpak S.D.</w:t>
-            </w:r>
-            <w:r>
-              <w:t>, et al.</w:t>
+              <w:t>.</w:t>
+            </w:r>
+            <w:r>
+              <w:t xml:space="preserve">, </w:t>
+            </w:r>
+            <w:proofErr w:type="spellStart"/>
+            <w:r>
+              <w:t>Théfenne</w:t>
+            </w:r>
+            <w:proofErr w:type="spellEnd"/>
+            <w:r>
+              <w:t xml:space="preserve"> L.</w:t>
+            </w:r>
+            <w:r>
+              <w:t>, Nazarian</w:t>
+            </w:r>
+            <w:r>
+              <w:t xml:space="preserve"> B.</w:t>
+            </w:r>
+            <w:r>
+              <w:t>, Sein</w:t>
+            </w:r>
+            <w:r>
+              <w:t xml:space="preserve"> J.</w:t>
+            </w:r>
+            <w:r>
+              <w:t>, Courtine</w:t>
+            </w:r>
+            <w:r>
+              <w:t xml:space="preserve"> G.</w:t>
+            </w:r>
+            <w:r>
+              <w:t>, Anton</w:t>
+            </w:r>
+            <w:r>
+              <w:t xml:space="preserve"> J.L.</w:t>
+            </w:r>
+            <w:r>
+              <w:t xml:space="preserve">, </w:t>
+            </w:r>
+            <w:proofErr w:type="spellStart"/>
+            <w:r>
+              <w:t>Kavounoudias</w:t>
+            </w:r>
+            <w:proofErr w:type="spellEnd"/>
+            <w:r>
+              <w:t xml:space="preserve"> A.</w:t>
+            </w:r>
+            <w:r>
+              <w:t>.</w:t>
             </w:r>
           </w:p>
         </w:tc>
@@ -8793,7 +8999,7 @@
                 <w:szCs w:val="21"/>
                 <w:lang w:val="en-US"/>
               </w:rPr>
-              <w:t>European Society for Magnetic Resonance in Medicine and Biology</w:t>
+              <w:t>Society for Neuroscience</w:t>
             </w:r>
           </w:p>
           <w:p>
@@ -8827,7 +9033,7 @@
                 <w:szCs w:val="20"/>
                 <w:lang w:val="en-US"/>
               </w:rPr>
-              <w:t>Marseille, France</w:t>
+              <w:t>San Diego, CA, USA</w:t>
             </w:r>
           </w:p>
           <w:p>
@@ -8859,7 +9065,7 @@
                 <w:szCs w:val="20"/>
                 <w:lang w:val="en-US"/>
               </w:rPr>
-              <w:t>October 2025</w:t>
+              <w:t>November 2025</w:t>
             </w:r>
           </w:p>
         </w:tc>
@@ -8894,79 +9100,256 @@
                 <w:szCs w:val="21"/>
                 <w:lang w:val="en-US"/>
               </w:rPr>
-              <w:t xml:space="preserve">Poster </w:t>
-            </w:r>
-          </w:p>
-          <w:p>
-            <w:pPr>
-              <w:pBdr>
-                <w:top w:val="nil"/>
-                <w:left w:val="nil"/>
-                <w:bottom w:val="nil"/>
-                <w:right w:val="nil"/>
-                <w:between w:val="nil"/>
-              </w:pBdr>
-              <w:spacing w:after="0" w:line="240" w:lineRule="auto"/>
-              <w:rPr>
-                <w:b/>
-                <w:sz w:val="21"/>
-                <w:szCs w:val="21"/>
-                <w:lang w:val="en-US"/>
-              </w:rPr>
-            </w:pPr>
-            <w:r>
-              <w:rPr>
-                <w:lang w:val="en-US"/>
-              </w:rPr>
-              <w:t xml:space="preserve">Self-supervised learning of human spinal cord anatomy - </w:t>
-            </w:r>
-            <w:proofErr w:type="spellStart"/>
-            <w:r>
-              <w:rPr>
-                <w:lang w:val="en-US"/>
-              </w:rPr>
-              <w:t>SpineGPT</w:t>
-            </w:r>
-            <w:proofErr w:type="spellEnd"/>
-            <w:r>
-              <w:rPr>
-                <w:lang w:val="en-US"/>
-              </w:rPr>
-              <w:t>,</w:t>
-            </w:r>
-            <w:r>
-              <w:rPr>
-                <w:b/>
-                <w:lang w:val="en-US"/>
-              </w:rPr>
+              <w:t xml:space="preserve">Posters </w:t>
+            </w:r>
+          </w:p>
+          <w:p>
+            <w:pPr>
+              <w:pStyle w:val="ListParagraph"/>
+            </w:pPr>
+            <w:r>
+              <w:t xml:space="preserve">Purpose-built spinal cord </w:t>
+            </w:r>
+            <w:proofErr w:type="spellStart"/>
+            <w:r>
+              <w:t>neuroprothesis</w:t>
+            </w:r>
+            <w:proofErr w:type="spellEnd"/>
+            <w:r>
+              <w:t xml:space="preserve"> alleviates gait deficits in individuals with advanced Parkinson’s disease</w:t>
+            </w:r>
+            <w:r>
+              <w:t xml:space="preserve">, </w:t>
+            </w:r>
+            <w:proofErr w:type="spellStart"/>
+            <w:r>
+              <w:t>Varescon</w:t>
+            </w:r>
+            <w:proofErr w:type="spellEnd"/>
+            <w:r>
+              <w:t xml:space="preserve"> C., Sanchez Lopez P., </w:t>
+            </w:r>
+            <w:proofErr w:type="spellStart"/>
+            <w:r>
+              <w:t>Mauguin</w:t>
+            </w:r>
+            <w:proofErr w:type="spellEnd"/>
+            <w:r>
+              <w:t xml:space="preserve"> E., </w:t>
+            </w:r>
+            <w:proofErr w:type="spellStart"/>
+            <w:r>
+              <w:t>Deschenaux</w:t>
+            </w:r>
+            <w:proofErr w:type="spellEnd"/>
+            <w:r>
+              <w:t xml:space="preserve"> C., Bole-</w:t>
+            </w:r>
+            <w:proofErr w:type="spellStart"/>
+            <w:r>
+              <w:t>Feysot</w:t>
+            </w:r>
+            <w:proofErr w:type="spellEnd"/>
+            <w:r>
+              <w:t xml:space="preserve"> L.,</w:t>
+            </w:r>
+            <w:r>
               <w:t xml:space="preserve"> </w:t>
             </w:r>
             <w:r>
               <w:rPr>
                 <w:b/>
-                <w:lang w:val="en-US"/>
+                <w:bCs/>
               </w:rPr>
               <w:t>Hernandez-Charpak S.D.</w:t>
             </w:r>
             <w:r>
-              <w:rPr>
-                <w:lang w:val="en-US"/>
-              </w:rPr>
-              <w:t xml:space="preserve">, </w:t>
-            </w:r>
-            <w:proofErr w:type="spellStart"/>
-            <w:r>
-              <w:rPr>
-                <w:lang w:val="en-US"/>
-              </w:rPr>
+              <w:t>, et al.</w:t>
+            </w:r>
+          </w:p>
+          <w:p>
+            <w:pPr>
+              <w:pStyle w:val="ListParagraph"/>
+            </w:pPr>
+            <w:r>
+              <w:t xml:space="preserve">Closed-Loop Epidural Electrical Stimulation of the Lumbosacral Spinal Cord to Address Gait Impairments and Fluctuations in Advanced Parkinson’s Disease, Sanchez Lopez P., </w:t>
+            </w:r>
+            <w:proofErr w:type="spellStart"/>
+            <w:r>
+              <w:t>Varescon</w:t>
+            </w:r>
+            <w:proofErr w:type="spellEnd"/>
+            <w:r>
+              <w:t xml:space="preserve"> C, </w:t>
+            </w:r>
+            <w:proofErr w:type="spellStart"/>
+            <w:r>
+              <w:t>Mauguin</w:t>
+            </w:r>
+            <w:proofErr w:type="spellEnd"/>
+            <w:r>
+              <w:t xml:space="preserve"> E., </w:t>
+            </w:r>
+            <w:proofErr w:type="spellStart"/>
+            <w:r>
+              <w:t>Deschenaux</w:t>
+            </w:r>
+            <w:proofErr w:type="spellEnd"/>
+            <w:r>
+              <w:t xml:space="preserve"> C., Bole-</w:t>
+            </w:r>
+            <w:proofErr w:type="spellStart"/>
+            <w:r>
+              <w:t>Feysot</w:t>
+            </w:r>
+            <w:proofErr w:type="spellEnd"/>
+            <w:r>
+              <w:t xml:space="preserve"> L., </w:t>
+            </w:r>
+            <w:r>
+              <w:rPr>
+                <w:b/>
+                <w:bCs/>
+              </w:rPr>
+              <w:t>Hernandez-Charpak S.D.</w:t>
+            </w:r>
+            <w:r>
+              <w:t>, et al.</w:t>
+            </w:r>
+          </w:p>
+          <w:p>
+            <w:pPr>
+              <w:pStyle w:val="ListParagraph"/>
+            </w:pPr>
+            <w:r>
+              <w:t xml:space="preserve">A digital bridge between the brain and spinal cord that restores lower limb movements after complete spinal cord injury, Spagnolo, V., </w:t>
+            </w:r>
+            <w:proofErr w:type="spellStart"/>
+            <w:r>
+              <w:t>Coquoz</w:t>
+            </w:r>
+            <w:proofErr w:type="spellEnd"/>
+            <w:r>
+              <w:t xml:space="preserve">, L., </w:t>
+            </w:r>
+            <w:proofErr w:type="spellStart"/>
+            <w:r>
+              <w:t>Carparelli</w:t>
+            </w:r>
+            <w:proofErr w:type="spellEnd"/>
+            <w:r>
+              <w:t xml:space="preserve">, G., Intering, N., </w:t>
+            </w:r>
+            <w:proofErr w:type="spellStart"/>
+            <w:r>
+              <w:t>Deschenaux</w:t>
+            </w:r>
+            <w:proofErr w:type="spellEnd"/>
+            <w:r>
+              <w:t xml:space="preserve">, C., </w:t>
+            </w:r>
+            <w:r>
+              <w:rPr>
+                <w:b/>
+                <w:bCs/>
+              </w:rPr>
+              <w:t>Hernandez-Charpak, S.D.</w:t>
+            </w:r>
+            <w:r>
+              <w:t>, et al.</w:t>
+            </w:r>
+          </w:p>
+          <w:p>
+            <w:pPr>
+              <w:pStyle w:val="ListParagraph"/>
+            </w:pPr>
+            <w:r>
+              <w:lastRenderedPageBreak/>
+              <w:t xml:space="preserve">Restoring Hemodynamic stability with spinal cord stimulation in Parkinsonian syndromes, Gandhi A.P. Amir S., Soriano J.E., </w:t>
+            </w:r>
+            <w:proofErr w:type="spellStart"/>
+            <w:r>
+              <w:t>Hudelle</w:t>
+            </w:r>
+            <w:proofErr w:type="spellEnd"/>
+            <w:r>
+              <w:t xml:space="preserve"> E., </w:t>
+            </w:r>
+            <w:proofErr w:type="spellStart"/>
+            <w:r>
+              <w:t>Hankov</w:t>
+            </w:r>
+            <w:proofErr w:type="spellEnd"/>
+            <w:r>
+              <w:t xml:space="preserve"> N., Nikolaeva A., </w:t>
+            </w:r>
+            <w:r>
+              <w:rPr>
+                <w:b/>
+                <w:bCs/>
+              </w:rPr>
+              <w:t>Hernandez-Charpak, S.D.</w:t>
+            </w:r>
+            <w:r>
+              <w:t>, et al.</w:t>
+            </w:r>
+          </w:p>
+          <w:p>
+            <w:pPr>
+              <w:pStyle w:val="ListParagraph"/>
+            </w:pPr>
+            <w:r>
+              <w:t xml:space="preserve">A digital bridge between the brain and spinal cord that restores arm and hand movement after spinal cord injury, Yu I.B., Collin T., </w:t>
+            </w:r>
+            <w:proofErr w:type="spellStart"/>
+            <w:r>
               <w:t>Sakr</w:t>
             </w:r>
             <w:proofErr w:type="spellEnd"/>
             <w:r>
-              <w:rPr>
-                <w:lang w:val="en-US"/>
-              </w:rPr>
-              <w:t xml:space="preserve"> I. et al.</w:t>
+              <w:t xml:space="preserve"> I., Spagnolo V., Hernandez-Charpak S.D., et al.</w:t>
+            </w:r>
+          </w:p>
+          <w:p>
+            <w:pPr>
+              <w:pStyle w:val="ListParagraph"/>
+            </w:pPr>
+            <w:r>
+              <w:t xml:space="preserve">Long term use of a digital bridge to restore lower limb function, </w:t>
+            </w:r>
+            <w:proofErr w:type="spellStart"/>
+            <w:r>
+              <w:t>Coquoz</w:t>
+            </w:r>
+            <w:proofErr w:type="spellEnd"/>
+            <w:r>
+              <w:t xml:space="preserve">, L., Spagnolo, V., Intering, N., </w:t>
+            </w:r>
+            <w:proofErr w:type="spellStart"/>
+            <w:r>
+              <w:t>Deschenaux</w:t>
+            </w:r>
+            <w:proofErr w:type="spellEnd"/>
+            <w:r>
+              <w:t xml:space="preserve">, C., Galvez A., </w:t>
+            </w:r>
+            <w:proofErr w:type="spellStart"/>
+            <w:r>
+              <w:t>Carparelli</w:t>
+            </w:r>
+            <w:proofErr w:type="spellEnd"/>
+            <w:r>
+              <w:t xml:space="preserve">, G., </w:t>
+            </w:r>
+            <w:r>
+              <w:rPr>
+                <w:b/>
+                <w:bCs/>
+              </w:rPr>
+              <w:t>Hernandez-Charpak S.D.</w:t>
+            </w:r>
+            <w:r>
+              <w:t>, et al.</w:t>
             </w:r>
           </w:p>
         </w:tc>
@@ -9009,7 +9392,8 @@
                 <w:szCs w:val="21"/>
                 <w:lang w:val="en-US"/>
               </w:rPr>
-              <w:t>From Technology</w:t>
+              <w:lastRenderedPageBreak/>
+              <w:t>European Society for Magnetic Resonance in Medicine and Biology</w:t>
             </w:r>
           </w:p>
           <w:p>
@@ -9025,21 +9409,25 @@
               <w:ind w:right="144"/>
               <w:rPr>
                 <w:rFonts w:eastAsia="Cambria" w:cstheme="minorHAnsi"/>
-                <w:b/>
-                <w:sz w:val="21"/>
-                <w:szCs w:val="21"/>
+                <w:bCs/>
+                <w:i/>
+                <w:iCs/>
+                <w:sz w:val="20"/>
+                <w:szCs w:val="20"/>
                 <w:lang w:val="en-US"/>
               </w:rPr>
             </w:pPr>
             <w:r>
               <w:rPr>
                 <w:rFonts w:eastAsia="Cambria" w:cstheme="minorHAnsi"/>
-                <w:b/>
-                <w:sz w:val="21"/>
-                <w:szCs w:val="21"/>
-                <w:lang w:val="en-US"/>
-              </w:rPr>
-              <w:t>to Treatment</w:t>
+                <w:bCs/>
+                <w:i/>
+                <w:iCs/>
+                <w:sz w:val="20"/>
+                <w:szCs w:val="20"/>
+                <w:lang w:val="en-US"/>
+              </w:rPr>
+              <w:t>Marseille, France</w:t>
             </w:r>
           </w:p>
           <w:p>
@@ -9064,14 +9452,24 @@
             <w:r>
               <w:rPr>
                 <w:rFonts w:eastAsia="Cambria" w:cstheme="minorHAnsi"/>
-                <w:b/>
-                <w:sz w:val="21"/>
-                <w:szCs w:val="21"/>
-                <w:lang w:val="en-US"/>
-              </w:rPr>
-              <w:t>Advancing Precision Medicine</w:t>
-            </w:r>
-          </w:p>
+                <w:bCs/>
+                <w:i/>
+                <w:iCs/>
+                <w:sz w:val="20"/>
+                <w:szCs w:val="20"/>
+                <w:lang w:val="en-US"/>
+              </w:rPr>
+              <w:t>October 2025</w:t>
+            </w:r>
+          </w:p>
+        </w:tc>
+        <w:tc>
+          <w:tcPr>
+            <w:tcW w:w="6570" w:type="dxa"/>
+            <w:tcBorders>
+              <w:top w:val="nil"/>
+            </w:tcBorders>
+          </w:tcPr>
           <w:p>
             <w:pPr>
               <w:pBdr>
@@ -9082,28 +9480,21 @@
                 <w:between w:val="nil"/>
               </w:pBdr>
               <w:spacing w:after="0" w:line="240" w:lineRule="auto"/>
-              <w:ind w:right="144"/>
-              <w:rPr>
-                <w:rFonts w:eastAsia="Cambria" w:cstheme="minorHAnsi"/>
-                <w:bCs/>
-                <w:i/>
-                <w:iCs/>
-                <w:sz w:val="20"/>
-                <w:szCs w:val="20"/>
-                <w:lang w:val="en-US"/>
-              </w:rPr>
-            </w:pPr>
-            <w:r>
-              <w:rPr>
-                <w:rFonts w:eastAsia="Cambria" w:cstheme="minorHAnsi"/>
-                <w:bCs/>
-                <w:i/>
-                <w:iCs/>
-                <w:sz w:val="20"/>
-                <w:szCs w:val="20"/>
-                <w:lang w:val="en-US"/>
-              </w:rPr>
-              <w:t>Zurich, Switzerland</w:t>
+              <w:rPr>
+                <w:b/>
+                <w:sz w:val="21"/>
+                <w:szCs w:val="21"/>
+                <w:lang w:val="en-US"/>
+              </w:rPr>
+            </w:pPr>
+            <w:r>
+              <w:rPr>
+                <w:b/>
+                <w:sz w:val="21"/>
+                <w:szCs w:val="21"/>
+                <w:lang w:val="en-US"/>
+              </w:rPr>
+              <w:t xml:space="preserve">Poster </w:t>
             </w:r>
           </w:p>
           <w:p>
@@ -9116,85 +9507,32 @@
                 <w:between w:val="nil"/>
               </w:pBdr>
               <w:spacing w:after="0" w:line="240" w:lineRule="auto"/>
-              <w:ind w:right="144"/>
-              <w:rPr>
-                <w:rFonts w:eastAsia="Cambria" w:cstheme="minorHAnsi"/>
-                <w:b/>
-                <w:sz w:val="21"/>
-                <w:szCs w:val="21"/>
-                <w:lang w:val="en-US"/>
-              </w:rPr>
-            </w:pPr>
-            <w:r>
-              <w:rPr>
-                <w:rFonts w:eastAsia="Cambria" w:cstheme="minorHAnsi"/>
-                <w:bCs/>
-                <w:i/>
-                <w:iCs/>
-                <w:sz w:val="20"/>
-                <w:szCs w:val="20"/>
-                <w:lang w:val="en-US"/>
-              </w:rPr>
-              <w:t>August 2025</w:t>
-            </w:r>
-          </w:p>
-        </w:tc>
-        <w:tc>
-          <w:tcPr>
-            <w:tcW w:w="6570" w:type="dxa"/>
-            <w:tcBorders>
-              <w:top w:val="nil"/>
-            </w:tcBorders>
-          </w:tcPr>
-          <w:p>
-            <w:pPr>
-              <w:pBdr>
-                <w:top w:val="nil"/>
-                <w:left w:val="nil"/>
-                <w:bottom w:val="nil"/>
-                <w:right w:val="nil"/>
-                <w:between w:val="nil"/>
-              </w:pBdr>
-              <w:spacing w:after="0" w:line="240" w:lineRule="auto"/>
-              <w:rPr>
-                <w:b/>
-                <w:sz w:val="21"/>
-                <w:szCs w:val="21"/>
-                <w:lang w:val="en-US"/>
-              </w:rPr>
-            </w:pPr>
-            <w:r>
-              <w:rPr>
-                <w:b/>
-                <w:sz w:val="21"/>
-                <w:szCs w:val="21"/>
-                <w:lang w:val="en-US"/>
-              </w:rPr>
-              <w:t xml:space="preserve">Poster – Best poster award </w:t>
-            </w:r>
-          </w:p>
-          <w:p>
-            <w:pPr>
-              <w:pBdr>
-                <w:top w:val="nil"/>
-                <w:left w:val="nil"/>
-                <w:bottom w:val="nil"/>
-                <w:right w:val="nil"/>
-                <w:between w:val="nil"/>
-              </w:pBdr>
-              <w:spacing w:after="0" w:line="240" w:lineRule="auto"/>
-              <w:rPr>
-                <w:b/>
-                <w:sz w:val="21"/>
-                <w:szCs w:val="21"/>
-                <w:lang w:val="en-US"/>
-              </w:rPr>
-            </w:pPr>
-            <w:r>
-              <w:rPr>
-                <w:lang w:val="en-US"/>
-              </w:rPr>
-              <w:t>Digital twin framework for personalized epidural electrical stimulation in spinal cord injury therapies,</w:t>
+              <w:rPr>
+                <w:b/>
+                <w:sz w:val="21"/>
+                <w:szCs w:val="21"/>
+                <w:lang w:val="en-US"/>
+              </w:rPr>
+            </w:pPr>
+            <w:r>
+              <w:rPr>
+                <w:lang w:val="en-US"/>
+              </w:rPr>
+              <w:t xml:space="preserve">Self-supervised learning of human spinal cord anatomy - </w:t>
+            </w:r>
+            <w:proofErr w:type="spellStart"/>
+            <w:r>
+              <w:rPr>
+                <w:lang w:val="en-US"/>
+              </w:rPr>
+              <w:t>SpineGPT</w:t>
+            </w:r>
+            <w:proofErr w:type="spellEnd"/>
+            <w:r>
+              <w:rPr>
+                <w:lang w:val="en-US"/>
+              </w:rPr>
+              <w:t>,</w:t>
             </w:r>
             <w:r>
               <w:rPr>
@@ -9203,20 +9541,6 @@
               </w:rPr>
               <w:t xml:space="preserve"> </w:t>
             </w:r>
-            <w:proofErr w:type="spellStart"/>
-            <w:r>
-              <w:rPr>
-                <w:lang w:val="en-US"/>
-              </w:rPr>
-              <w:t>Forero</w:t>
-            </w:r>
-            <w:proofErr w:type="spellEnd"/>
-            <w:r>
-              <w:rPr>
-                <w:lang w:val="en-US"/>
-              </w:rPr>
-              <w:t xml:space="preserve"> P. </w:t>
-            </w:r>
             <w:r>
               <w:rPr>
                 <w:b/>
@@ -9228,7 +9552,21 @@
               <w:rPr>
                 <w:lang w:val="en-US"/>
               </w:rPr>
-              <w:t>, et al.</w:t>
+              <w:t xml:space="preserve">, </w:t>
+            </w:r>
+            <w:proofErr w:type="spellStart"/>
+            <w:r>
+              <w:rPr>
+                <w:lang w:val="en-US"/>
+              </w:rPr>
+              <w:t>Sakr</w:t>
+            </w:r>
+            <w:proofErr w:type="spellEnd"/>
+            <w:r>
+              <w:rPr>
+                <w:lang w:val="en-US"/>
+              </w:rPr>
+              <w:t xml:space="preserve"> I. et al.</w:t>
             </w:r>
           </w:p>
         </w:tc>
@@ -9271,8 +9609,7 @@
                 <w:szCs w:val="21"/>
                 <w:lang w:val="en-US"/>
               </w:rPr>
-              <w:lastRenderedPageBreak/>
-              <w:t>BCI society Meeting</w:t>
+              <w:t>From Technology</w:t>
             </w:r>
           </w:p>
           <w:p>
@@ -9288,25 +9625,21 @@
               <w:ind w:right="144"/>
               <w:rPr>
                 <w:rFonts w:eastAsia="Cambria" w:cstheme="minorHAnsi"/>
-                <w:bCs/>
-                <w:i/>
-                <w:iCs/>
-                <w:sz w:val="20"/>
-                <w:szCs w:val="20"/>
+                <w:b/>
+                <w:sz w:val="21"/>
+                <w:szCs w:val="21"/>
                 <w:lang w:val="en-US"/>
               </w:rPr>
             </w:pPr>
             <w:r>
               <w:rPr>
                 <w:rFonts w:eastAsia="Cambria" w:cstheme="minorHAnsi"/>
-                <w:bCs/>
-                <w:i/>
-                <w:iCs/>
-                <w:sz w:val="20"/>
-                <w:szCs w:val="20"/>
-                <w:lang w:val="en-US"/>
-              </w:rPr>
-              <w:t>Banff, AB, Canada</w:t>
+                <w:b/>
+                <w:sz w:val="21"/>
+                <w:szCs w:val="21"/>
+                <w:lang w:val="en-US"/>
+              </w:rPr>
+              <w:t>to Treatment</w:t>
             </w:r>
           </w:p>
           <w:p>
@@ -9331,6 +9664,27 @@
             <w:r>
               <w:rPr>
                 <w:rFonts w:eastAsia="Cambria" w:cstheme="minorHAnsi"/>
+                <w:b/>
+                <w:sz w:val="21"/>
+                <w:szCs w:val="21"/>
+                <w:lang w:val="en-US"/>
+              </w:rPr>
+              <w:t>Advancing Precision Medicine</w:t>
+            </w:r>
+          </w:p>
+          <w:p>
+            <w:pPr>
+              <w:pBdr>
+                <w:top w:val="nil"/>
+                <w:left w:val="nil"/>
+                <w:bottom w:val="nil"/>
+                <w:right w:val="nil"/>
+                <w:between w:val="nil"/>
+              </w:pBdr>
+              <w:spacing w:after="0" w:line="240" w:lineRule="auto"/>
+              <w:ind w:right="144"/>
+              <w:rPr>
+                <w:rFonts w:eastAsia="Cambria" w:cstheme="minorHAnsi"/>
                 <w:bCs/>
                 <w:i/>
                 <w:iCs/>
@@ -9338,7 +9692,50 @@
                 <w:szCs w:val="20"/>
                 <w:lang w:val="en-US"/>
               </w:rPr>
-              <w:t>June 2025</w:t>
+            </w:pPr>
+            <w:r>
+              <w:rPr>
+                <w:rFonts w:eastAsia="Cambria" w:cstheme="minorHAnsi"/>
+                <w:bCs/>
+                <w:i/>
+                <w:iCs/>
+                <w:sz w:val="20"/>
+                <w:szCs w:val="20"/>
+                <w:lang w:val="en-US"/>
+              </w:rPr>
+              <w:t>Zurich, Switzerland</w:t>
+            </w:r>
+          </w:p>
+          <w:p>
+            <w:pPr>
+              <w:pBdr>
+                <w:top w:val="nil"/>
+                <w:left w:val="nil"/>
+                <w:bottom w:val="nil"/>
+                <w:right w:val="nil"/>
+                <w:between w:val="nil"/>
+              </w:pBdr>
+              <w:spacing w:after="0" w:line="240" w:lineRule="auto"/>
+              <w:ind w:right="144"/>
+              <w:rPr>
+                <w:rFonts w:eastAsia="Cambria" w:cstheme="minorHAnsi"/>
+                <w:b/>
+                <w:sz w:val="21"/>
+                <w:szCs w:val="21"/>
+                <w:lang w:val="en-US"/>
+              </w:rPr>
+            </w:pPr>
+            <w:r>
+              <w:rPr>
+                <w:rFonts w:eastAsia="Cambria" w:cstheme="minorHAnsi"/>
+                <w:bCs/>
+                <w:i/>
+                <w:iCs/>
+                <w:sz w:val="20"/>
+                <w:szCs w:val="20"/>
+                <w:lang w:val="en-US"/>
+              </w:rPr>
+              <w:t>August 2025</w:t>
             </w:r>
           </w:p>
         </w:tc>
@@ -9373,80 +9770,65 @@
                 <w:szCs w:val="21"/>
                 <w:lang w:val="en-US"/>
               </w:rPr>
-              <w:t xml:space="preserve">Posters </w:t>
-            </w:r>
-          </w:p>
-          <w:p>
-            <w:pPr>
-              <w:pStyle w:val="ListParagraph"/>
-            </w:pPr>
-            <w:r>
-              <w:t>An implantable brain-spine interface restoring lower limb movements in a patient with motor complete spinal cord injury</w:t>
-            </w:r>
-            <w:r>
-              <w:t xml:space="preserve">, Spagnolo V., </w:t>
-            </w:r>
-            <w:proofErr w:type="spellStart"/>
-            <w:r>
-              <w:t>Carparelli</w:t>
-            </w:r>
-            <w:proofErr w:type="spellEnd"/>
-            <w:r>
-              <w:t xml:space="preserve"> G., </w:t>
-            </w:r>
-            <w:proofErr w:type="spellStart"/>
-            <w:r>
-              <w:t>Coquoz</w:t>
-            </w:r>
-            <w:proofErr w:type="spellEnd"/>
-            <w:r>
-              <w:t xml:space="preserve"> L., </w:t>
-            </w:r>
-            <w:proofErr w:type="spellStart"/>
-            <w:r>
-              <w:t>Deschenaux</w:t>
-            </w:r>
-            <w:proofErr w:type="spellEnd"/>
-            <w:r>
-              <w:t xml:space="preserve"> C., </w:t>
-            </w:r>
-            <w:r>
-              <w:rPr>
-                <w:b/>
+              <w:t xml:space="preserve">Poster – Best poster award </w:t>
+            </w:r>
+          </w:p>
+          <w:p>
+            <w:pPr>
+              <w:pBdr>
+                <w:top w:val="nil"/>
+                <w:left w:val="nil"/>
+                <w:bottom w:val="nil"/>
+                <w:right w:val="nil"/>
+                <w:between w:val="nil"/>
+              </w:pBdr>
+              <w:spacing w:after="0" w:line="240" w:lineRule="auto"/>
+              <w:rPr>
+                <w:b/>
+                <w:sz w:val="21"/>
+                <w:szCs w:val="21"/>
+                <w:lang w:val="en-US"/>
+              </w:rPr>
+            </w:pPr>
+            <w:r>
+              <w:rPr>
+                <w:lang w:val="en-US"/>
+              </w:rPr>
+              <w:t>Digital twin framework for personalized epidural electrical stimulation in spinal cord injury therapies,</w:t>
+            </w:r>
+            <w:r>
+              <w:rPr>
+                <w:b/>
+                <w:lang w:val="en-US"/>
+              </w:rPr>
+              <w:t xml:space="preserve"> </w:t>
+            </w:r>
+            <w:proofErr w:type="spellStart"/>
+            <w:r>
+              <w:rPr>
+                <w:lang w:val="en-US"/>
+              </w:rPr>
+              <w:t>Forero</w:t>
+            </w:r>
+            <w:proofErr w:type="spellEnd"/>
+            <w:r>
+              <w:rPr>
+                <w:lang w:val="en-US"/>
+              </w:rPr>
+              <w:t xml:space="preserve"> P. </w:t>
+            </w:r>
+            <w:r>
+              <w:rPr>
+                <w:b/>
+                <w:lang w:val="en-US"/>
               </w:rPr>
               <w:t>Hernandez-Charpak S.D.</w:t>
             </w:r>
             <w:r>
+              <w:rPr>
+                <w:lang w:val="en-US"/>
+              </w:rPr>
               <w:t>, et al.</w:t>
-            </w:r>
-          </w:p>
-          <w:p>
-            <w:pPr>
-              <w:pStyle w:val="ListParagraph"/>
-            </w:pPr>
-            <w:r>
-              <w:t>From ECoG signals to cervical epidural electrical stimulation</w:t>
-            </w:r>
-            <w:r>
-              <w:softHyphen/>
-              <w:t xml:space="preserve"> restoring arm &amp; hand movements after a spinal cord injury, Collin T., Yu I.B., Spagnolo V., </w:t>
-            </w:r>
-            <w:proofErr w:type="spellStart"/>
-            <w:r>
-              <w:t>Sakr</w:t>
-            </w:r>
-            <w:proofErr w:type="spellEnd"/>
-            <w:r>
-              <w:t xml:space="preserve"> I., </w:t>
-            </w:r>
-            <w:r>
-              <w:rPr>
-                <w:b/>
-              </w:rPr>
-              <w:t>Hernandez-Charpak S.D.</w:t>
-            </w:r>
-            <w:r>
-              <w:t>,</w:t>
             </w:r>
           </w:p>
         </w:tc>
@@ -9489,7 +9871,7 @@
                 <w:szCs w:val="21"/>
                 <w:lang w:val="en-US"/>
               </w:rPr>
-              <w:t>Rehab Week</w:t>
+              <w:t>BCI society Meeting</w:t>
             </w:r>
           </w:p>
           <w:p>
@@ -9523,7 +9905,7 @@
                 <w:szCs w:val="20"/>
                 <w:lang w:val="en-US"/>
               </w:rPr>
-              <w:t>Chicago, IL, USA</w:t>
+              <w:t>Banff, AB, Canada</w:t>
             </w:r>
           </w:p>
           <w:p>
@@ -9555,7 +9937,7 @@
                 <w:szCs w:val="20"/>
                 <w:lang w:val="en-US"/>
               </w:rPr>
-              <w:t>May 2025</w:t>
+              <w:t>June 2025</w:t>
             </w:r>
           </w:p>
         </w:tc>
@@ -9598,300 +9980,72 @@
               <w:pStyle w:val="ListParagraph"/>
             </w:pPr>
             <w:r>
-              <w:t>R</w:t>
-            </w:r>
-            <w:r>
-              <w:t xml:space="preserve">econnecting mind and movement: walking </w:t>
-            </w:r>
-            <w:r>
-              <w:t>rehabilitation i</w:t>
-            </w:r>
-            <w:r>
-              <w:t>n chronic spinal cord injury enhanced with a brain-spine interface</w:t>
+              <w:t>An implantable brain-spine interface restoring lower limb movements in a patient with motor complete spinal cord injury</w:t>
+            </w:r>
+            <w:r>
+              <w:t xml:space="preserve">, Spagnolo V., </w:t>
+            </w:r>
+            <w:proofErr w:type="spellStart"/>
+            <w:r>
+              <w:t>Carparelli</w:t>
+            </w:r>
+            <w:proofErr w:type="spellEnd"/>
+            <w:r>
+              <w:t xml:space="preserve"> G., </w:t>
+            </w:r>
+            <w:proofErr w:type="spellStart"/>
+            <w:r>
+              <w:t>Coquoz</w:t>
+            </w:r>
+            <w:proofErr w:type="spellEnd"/>
+            <w:r>
+              <w:t xml:space="preserve"> L., </w:t>
+            </w:r>
+            <w:proofErr w:type="spellStart"/>
+            <w:r>
+              <w:t>Deschenaux</w:t>
+            </w:r>
+            <w:proofErr w:type="spellEnd"/>
+            <w:r>
+              <w:t xml:space="preserve"> C., </w:t>
+            </w:r>
+            <w:r>
+              <w:rPr>
+                <w:b/>
+              </w:rPr>
+              <w:t>Hernandez-Charpak S.D.</w:t>
+            </w:r>
+            <w:r>
+              <w:t>, et al.</w:t>
+            </w:r>
+          </w:p>
+          <w:p>
+            <w:pPr>
+              <w:pStyle w:val="ListParagraph"/>
+            </w:pPr>
+            <w:r>
+              <w:t>From ECoG signals to cervical epidural electrical stimulation</w:t>
+            </w:r>
+            <w:r>
+              <w:softHyphen/>
+              <w:t xml:space="preserve"> restoring arm &amp; hand movements after a spinal cord injury, Collin T., Yu I.B., Spagnolo V., </w:t>
+            </w:r>
+            <w:proofErr w:type="spellStart"/>
+            <w:r>
+              <w:t>Sakr</w:t>
+            </w:r>
+            <w:proofErr w:type="spellEnd"/>
+            <w:r>
+              <w:t xml:space="preserve"> I., </w:t>
+            </w:r>
+            <w:r>
+              <w:rPr>
+                <w:b/>
+              </w:rPr>
+              <w:t>Hernandez-Charpak S.D.</w:t>
             </w:r>
             <w:r>
               <w:t>,</w:t>
-            </w:r>
-            <w:r>
-              <w:rPr>
-                <w:b/>
-              </w:rPr>
-              <w:t xml:space="preserve"> </w:t>
-            </w:r>
-            <w:r>
-              <w:rPr>
-                <w:bCs/>
-              </w:rPr>
-              <w:t>Intering N.,</w:t>
-            </w:r>
-            <w:r>
-              <w:t xml:space="preserve"> Spagnolo V., </w:t>
-            </w:r>
-            <w:r>
-              <w:t xml:space="preserve">Galvez A., </w:t>
-            </w:r>
-            <w:proofErr w:type="spellStart"/>
-            <w:r>
-              <w:t>Carparelli</w:t>
-            </w:r>
-            <w:proofErr w:type="spellEnd"/>
-            <w:r>
-              <w:t xml:space="preserve"> G., </w:t>
-            </w:r>
-            <w:proofErr w:type="spellStart"/>
-            <w:r>
-              <w:t>Deschenaux</w:t>
-            </w:r>
-            <w:proofErr w:type="spellEnd"/>
-            <w:r>
-              <w:t xml:space="preserve"> C., </w:t>
-            </w:r>
-            <w:proofErr w:type="spellStart"/>
-            <w:r>
-              <w:t>Hankov</w:t>
-            </w:r>
-            <w:proofErr w:type="spellEnd"/>
-            <w:r>
-              <w:t xml:space="preserve"> N., </w:t>
-            </w:r>
-            <w:proofErr w:type="spellStart"/>
-            <w:r>
-              <w:t>Coquoz</w:t>
-            </w:r>
-            <w:proofErr w:type="spellEnd"/>
-            <w:r>
-              <w:t xml:space="preserve"> L., </w:t>
-            </w:r>
-            <w:proofErr w:type="spellStart"/>
-            <w:r>
-              <w:t>Abranches</w:t>
-            </w:r>
-            <w:proofErr w:type="spellEnd"/>
-            <w:r>
-              <w:t xml:space="preserve"> P., Martel F., Karakas S., Vat M., </w:t>
-            </w:r>
-            <w:proofErr w:type="spellStart"/>
-            <w:r>
-              <w:t>Faivre</w:t>
-            </w:r>
-            <w:proofErr w:type="spellEnd"/>
-            <w:r>
-              <w:t xml:space="preserve"> O., Harte C., </w:t>
-            </w:r>
-            <w:proofErr w:type="spellStart"/>
-            <w:r>
-              <w:t>Sasportes</w:t>
-            </w:r>
-            <w:proofErr w:type="spellEnd"/>
-            <w:r>
-              <w:t xml:space="preserve"> C.D., </w:t>
-            </w:r>
-            <w:proofErr w:type="spellStart"/>
-            <w:r>
-              <w:t>Simondin</w:t>
-            </w:r>
-            <w:proofErr w:type="spellEnd"/>
-            <w:r>
-              <w:t xml:space="preserve"> M., Komi S., </w:t>
-            </w:r>
-            <w:proofErr w:type="spellStart"/>
-            <w:r>
-              <w:t>Ravier</w:t>
-            </w:r>
-            <w:proofErr w:type="spellEnd"/>
-            <w:r>
-              <w:t xml:space="preserve"> J., Collin T., </w:t>
-            </w:r>
-            <w:proofErr w:type="spellStart"/>
-            <w:r>
-              <w:t>Sakr</w:t>
-            </w:r>
-            <w:proofErr w:type="spellEnd"/>
-            <w:r>
-              <w:t xml:space="preserve"> I., </w:t>
-            </w:r>
-            <w:proofErr w:type="spellStart"/>
-            <w:r>
-              <w:t>Baaklini</w:t>
-            </w:r>
-            <w:proofErr w:type="spellEnd"/>
-            <w:r>
-              <w:t xml:space="preserve"> E., </w:t>
-            </w:r>
-            <w:r>
-              <w:rPr>
-                <w:b/>
-              </w:rPr>
-              <w:t>Hernandez-Charpak S.D.</w:t>
-            </w:r>
-            <w:r>
-              <w:t>, et al.</w:t>
-            </w:r>
-          </w:p>
-          <w:p>
-            <w:pPr>
-              <w:pStyle w:val="ListParagraph"/>
-            </w:pPr>
-            <w:r>
-              <w:t xml:space="preserve">ARCIM Therapy: A new targeted spinal cord neuromodulation therapy to enhance mobility in individuals with advanced Parkinson's Disease, </w:t>
-            </w:r>
-            <w:proofErr w:type="spellStart"/>
-            <w:r>
-              <w:t>Deschenaux</w:t>
-            </w:r>
-            <w:proofErr w:type="spellEnd"/>
-            <w:r>
-              <w:t xml:space="preserve"> C., Sanchez López P., </w:t>
-            </w:r>
-            <w:proofErr w:type="spellStart"/>
-            <w:r>
-              <w:t>Mauguin</w:t>
-            </w:r>
-            <w:proofErr w:type="spellEnd"/>
-            <w:r>
-              <w:t xml:space="preserve"> E., </w:t>
-            </w:r>
-            <w:proofErr w:type="spellStart"/>
-            <w:r>
-              <w:t>Varescon</w:t>
-            </w:r>
-            <w:proofErr w:type="spellEnd"/>
-            <w:r>
-              <w:t xml:space="preserve"> C., Bole-</w:t>
-            </w:r>
-            <w:proofErr w:type="spellStart"/>
-            <w:r>
-              <w:t>Feysot</w:t>
-            </w:r>
-            <w:proofErr w:type="spellEnd"/>
-            <w:r>
-              <w:t xml:space="preserve"> L.,</w:t>
-            </w:r>
-            <w:r>
-              <w:rPr>
-                <w:b/>
-              </w:rPr>
-              <w:t xml:space="preserve"> Hernandez-Charpak S.D.</w:t>
-            </w:r>
-            <w:r>
-              <w:t>, et al.</w:t>
-            </w:r>
-          </w:p>
-          <w:p>
-            <w:pPr>
-              <w:pStyle w:val="ListParagraph"/>
-            </w:pPr>
-            <w:r>
-              <w:t>Augmenting rehabilitation robotics with spinal cord neuromodulation</w:t>
-            </w:r>
-            <w:r>
-              <w:softHyphen/>
-              <w:t xml:space="preserve"> a proof of concept, </w:t>
-            </w:r>
-            <w:proofErr w:type="spellStart"/>
-            <w:r>
-              <w:t>Hankov</w:t>
-            </w:r>
-            <w:proofErr w:type="spellEnd"/>
-            <w:r>
-              <w:t xml:space="preserve"> N., </w:t>
-            </w:r>
-            <w:proofErr w:type="spellStart"/>
-            <w:r>
-              <w:t>Caban</w:t>
-            </w:r>
-            <w:proofErr w:type="spellEnd"/>
-            <w:r>
-              <w:t xml:space="preserve"> M., </w:t>
-            </w:r>
-            <w:proofErr w:type="spellStart"/>
-            <w:r>
-              <w:t>Demesmaeker</w:t>
-            </w:r>
-            <w:proofErr w:type="spellEnd"/>
-            <w:r>
-              <w:t xml:space="preserve"> R., </w:t>
-            </w:r>
-            <w:proofErr w:type="spellStart"/>
-            <w:r>
-              <w:t>Roulet</w:t>
-            </w:r>
-            <w:proofErr w:type="spellEnd"/>
-            <w:r>
-              <w:t xml:space="preserve"> M., Komi S., </w:t>
-            </w:r>
-            <w:proofErr w:type="spellStart"/>
-            <w:r>
-              <w:t>Xiloyannis</w:t>
-            </w:r>
-            <w:proofErr w:type="spellEnd"/>
-            <w:r>
-              <w:t xml:space="preserve"> M., Gehrig A., </w:t>
-            </w:r>
-            <w:proofErr w:type="spellStart"/>
-            <w:r>
-              <w:t>Varescon</w:t>
-            </w:r>
-            <w:proofErr w:type="spellEnd"/>
-            <w:r>
-              <w:t xml:space="preserve"> C., </w:t>
-            </w:r>
-            <w:proofErr w:type="spellStart"/>
-            <w:r>
-              <w:t>Spiess</w:t>
-            </w:r>
-            <w:proofErr w:type="spellEnd"/>
-            <w:r>
-              <w:t xml:space="preserve"> M.R., </w:t>
-            </w:r>
-            <w:proofErr w:type="spellStart"/>
-            <w:r>
-              <w:t>Maggioni</w:t>
-            </w:r>
-            <w:proofErr w:type="spellEnd"/>
-            <w:r>
-              <w:t xml:space="preserve"> S., </w:t>
-            </w:r>
-            <w:proofErr w:type="spellStart"/>
-            <w:r>
-              <w:t>Basla</w:t>
-            </w:r>
-            <w:proofErr w:type="spellEnd"/>
-            <w:r>
-              <w:t xml:space="preserve"> C., </w:t>
-            </w:r>
-            <w:proofErr w:type="spellStart"/>
-            <w:r>
-              <w:t>Koginov</w:t>
-            </w:r>
-            <w:proofErr w:type="spellEnd"/>
-            <w:r>
-              <w:t xml:space="preserve"> G., </w:t>
-            </w:r>
-            <w:proofErr w:type="spellStart"/>
-            <w:r>
-              <w:t>Haufe</w:t>
-            </w:r>
-            <w:proofErr w:type="spellEnd"/>
-            <w:r>
-              <w:t xml:space="preserve"> F., </w:t>
-            </w:r>
-            <w:proofErr w:type="spellStart"/>
-            <w:r>
-              <w:t>D’Ercole</w:t>
-            </w:r>
-            <w:proofErr w:type="spellEnd"/>
-            <w:r>
-              <w:t xml:space="preserve"> M., Harte C., </w:t>
-            </w:r>
-            <w:r>
-              <w:rPr>
-                <w:b/>
-              </w:rPr>
-              <w:t>Hernandez-Charpak S.D.</w:t>
-            </w:r>
-            <w:r>
-              <w:t>, et al.</w:t>
             </w:r>
           </w:p>
         </w:tc>
@@ -9934,7 +10088,7 @@
                 <w:szCs w:val="21"/>
                 <w:lang w:val="en-US"/>
               </w:rPr>
-              <w:t>Society for Neuroscience</w:t>
+              <w:t>Rehab Week</w:t>
             </w:r>
           </w:p>
           <w:p>
@@ -9981,6 +10135,7 @@
                 <w:between w:val="nil"/>
               </w:pBdr>
               <w:spacing w:after="0" w:line="240" w:lineRule="auto"/>
+              <w:ind w:right="144"/>
               <w:rPr>
                 <w:rFonts w:eastAsia="Cambria" w:cstheme="minorHAnsi"/>
                 <w:b/>
@@ -9999,7 +10154,7 @@
                 <w:szCs w:val="20"/>
                 <w:lang w:val="en-US"/>
               </w:rPr>
-              <w:t>October 2024</w:t>
+              <w:t>May 2025</w:t>
             </w:r>
           </w:p>
         </w:tc>
@@ -10040,16 +10195,21 @@
           <w:p>
             <w:pPr>
               <w:pStyle w:val="ListParagraph"/>
-              <w:numPr>
-                <w:ilvl w:val="0"/>
-                <w:numId w:val="3"/>
-              </w:numPr>
-              <w:rPr>
-                <w:b/>
-              </w:rPr>
-            </w:pPr>
-            <w:r>
-              <w:t>Interfacing brain-decoded motor intentions with the cervical spinal cord to restore voluntary arm and hand movements,</w:t>
+            </w:pPr>
+            <w:r>
+              <w:t>R</w:t>
+            </w:r>
+            <w:r>
+              <w:t xml:space="preserve">econnecting mind and movement: walking </w:t>
+            </w:r>
+            <w:r>
+              <w:t>rehabilitation i</w:t>
+            </w:r>
+            <w:r>
+              <w:t>n chronic spinal cord injury enhanced with a brain-spine interface</w:t>
+            </w:r>
+            <w:r>
+              <w:t>,</w:t>
             </w:r>
             <w:r>
               <w:rPr>
@@ -10058,7 +10218,88 @@
               <w:t xml:space="preserve"> </w:t>
             </w:r>
             <w:r>
-              <w:t xml:space="preserve">Collin T., Spagnolo V., </w:t>
+              <w:rPr>
+                <w:bCs/>
+              </w:rPr>
+              <w:t>Intering N.,</w:t>
+            </w:r>
+            <w:r>
+              <w:t xml:space="preserve"> Spagnolo V., </w:t>
+            </w:r>
+            <w:r>
+              <w:t xml:space="preserve">Galvez A., </w:t>
+            </w:r>
+            <w:proofErr w:type="spellStart"/>
+            <w:r>
+              <w:t>Carparelli</w:t>
+            </w:r>
+            <w:proofErr w:type="spellEnd"/>
+            <w:r>
+              <w:t xml:space="preserve"> G., </w:t>
+            </w:r>
+            <w:proofErr w:type="spellStart"/>
+            <w:r>
+              <w:t>Deschenaux</w:t>
+            </w:r>
+            <w:proofErr w:type="spellEnd"/>
+            <w:r>
+              <w:t xml:space="preserve"> C., </w:t>
+            </w:r>
+            <w:proofErr w:type="spellStart"/>
+            <w:r>
+              <w:t>Hankov</w:t>
+            </w:r>
+            <w:proofErr w:type="spellEnd"/>
+            <w:r>
+              <w:t xml:space="preserve"> N., </w:t>
+            </w:r>
+            <w:proofErr w:type="spellStart"/>
+            <w:r>
+              <w:t>Coquoz</w:t>
+            </w:r>
+            <w:proofErr w:type="spellEnd"/>
+            <w:r>
+              <w:t xml:space="preserve"> L., </w:t>
+            </w:r>
+            <w:proofErr w:type="spellStart"/>
+            <w:r>
+              <w:t>Abranches</w:t>
+            </w:r>
+            <w:proofErr w:type="spellEnd"/>
+            <w:r>
+              <w:t xml:space="preserve"> P., Martel F., Karakas S., Vat M., </w:t>
+            </w:r>
+            <w:proofErr w:type="spellStart"/>
+            <w:r>
+              <w:t>Faivre</w:t>
+            </w:r>
+            <w:proofErr w:type="spellEnd"/>
+            <w:r>
+              <w:t xml:space="preserve"> O., Harte C., </w:t>
+            </w:r>
+            <w:proofErr w:type="spellStart"/>
+            <w:r>
+              <w:t>Sasportes</w:t>
+            </w:r>
+            <w:proofErr w:type="spellEnd"/>
+            <w:r>
+              <w:t xml:space="preserve"> C.D., </w:t>
+            </w:r>
+            <w:proofErr w:type="spellStart"/>
+            <w:r>
+              <w:t>Simondin</w:t>
+            </w:r>
+            <w:proofErr w:type="spellEnd"/>
+            <w:r>
+              <w:t xml:space="preserve"> M., Komi S., </w:t>
+            </w:r>
+            <w:proofErr w:type="spellStart"/>
+            <w:r>
+              <w:t>Ravier</w:t>
+            </w:r>
+            <w:proofErr w:type="spellEnd"/>
+            <w:r>
+              <w:t xml:space="preserve"> J., Collin T., </w:t>
             </w:r>
             <w:proofErr w:type="spellStart"/>
             <w:r>
@@ -10070,11 +10311,177 @@
             </w:r>
             <w:proofErr w:type="spellStart"/>
             <w:r>
-              <w:t>Carparelli</w:t>
+              <w:t>Baaklini</w:t>
+            </w:r>
+            <w:proofErr w:type="spellEnd"/>
+            <w:r>
+              <w:t xml:space="preserve"> E., </w:t>
+            </w:r>
+            <w:r>
+              <w:rPr>
+                <w:b/>
+              </w:rPr>
+              <w:t>Hernandez-Charpak S.D.</w:t>
+            </w:r>
+            <w:r>
+              <w:t>, et al.</w:t>
+            </w:r>
+          </w:p>
+          <w:p>
+            <w:pPr>
+              <w:pStyle w:val="ListParagraph"/>
+            </w:pPr>
+            <w:r>
+              <w:t xml:space="preserve">ARCIM Therapy: A new targeted spinal cord neuromodulation therapy to enhance mobility in individuals with advanced Parkinson's Disease, </w:t>
+            </w:r>
+            <w:proofErr w:type="spellStart"/>
+            <w:r>
+              <w:t>Deschenaux</w:t>
+            </w:r>
+            <w:proofErr w:type="spellEnd"/>
+            <w:r>
+              <w:t xml:space="preserve"> C., Sanchez López P., </w:t>
+            </w:r>
+            <w:proofErr w:type="spellStart"/>
+            <w:r>
+              <w:t>Mauguin</w:t>
+            </w:r>
+            <w:proofErr w:type="spellEnd"/>
+            <w:r>
+              <w:t xml:space="preserve"> E., </w:t>
+            </w:r>
+            <w:proofErr w:type="spellStart"/>
+            <w:r>
+              <w:t>Varescon</w:t>
+            </w:r>
+            <w:proofErr w:type="spellEnd"/>
+            <w:r>
+              <w:t xml:space="preserve"> C., Bole-</w:t>
+            </w:r>
+            <w:proofErr w:type="spellStart"/>
+            <w:r>
+              <w:t>Feysot</w:t>
+            </w:r>
+            <w:proofErr w:type="spellEnd"/>
+            <w:r>
+              <w:t xml:space="preserve"> L.,</w:t>
+            </w:r>
+            <w:r>
+              <w:rPr>
+                <w:b/>
+              </w:rPr>
+              <w:t xml:space="preserve"> Hernandez-Charpak S.D.</w:t>
+            </w:r>
+            <w:r>
+              <w:t>, et al.</w:t>
+            </w:r>
+          </w:p>
+          <w:p>
+            <w:pPr>
+              <w:pStyle w:val="ListParagraph"/>
+            </w:pPr>
+            <w:r>
+              <w:t>Augmenting rehabilitation robotics with spinal cord neuromodulation</w:t>
+            </w:r>
+            <w:r>
+              <w:softHyphen/>
+              <w:t xml:space="preserve"> a proof of concept, </w:t>
+            </w:r>
+            <w:proofErr w:type="spellStart"/>
+            <w:r>
+              <w:t>Hankov</w:t>
+            </w:r>
+            <w:proofErr w:type="spellEnd"/>
+            <w:r>
+              <w:t xml:space="preserve"> N., </w:t>
+            </w:r>
+            <w:proofErr w:type="spellStart"/>
+            <w:r>
+              <w:t>Caban</w:t>
+            </w:r>
+            <w:proofErr w:type="spellEnd"/>
+            <w:r>
+              <w:t xml:space="preserve"> M., </w:t>
+            </w:r>
+            <w:proofErr w:type="spellStart"/>
+            <w:r>
+              <w:t>Demesmaeker</w:t>
+            </w:r>
+            <w:proofErr w:type="spellEnd"/>
+            <w:r>
+              <w:t xml:space="preserve"> R., </w:t>
+            </w:r>
+            <w:proofErr w:type="spellStart"/>
+            <w:r>
+              <w:t>Roulet</w:t>
+            </w:r>
+            <w:proofErr w:type="spellEnd"/>
+            <w:r>
+              <w:t xml:space="preserve"> M., Komi S., </w:t>
+            </w:r>
+            <w:proofErr w:type="spellStart"/>
+            <w:r>
+              <w:t>Xiloyannis</w:t>
+            </w:r>
+            <w:proofErr w:type="spellEnd"/>
+            <w:r>
+              <w:t xml:space="preserve"> M., Gehrig A., </w:t>
+            </w:r>
+            <w:proofErr w:type="spellStart"/>
+            <w:r>
+              <w:t>Varescon</w:t>
+            </w:r>
+            <w:proofErr w:type="spellEnd"/>
+            <w:r>
+              <w:t xml:space="preserve"> C., </w:t>
+            </w:r>
+            <w:proofErr w:type="spellStart"/>
+            <w:r>
+              <w:t>Spiess</w:t>
+            </w:r>
+            <w:proofErr w:type="spellEnd"/>
+            <w:r>
+              <w:t xml:space="preserve"> M.R., </w:t>
+            </w:r>
+            <w:proofErr w:type="spellStart"/>
+            <w:r>
+              <w:t>Maggioni</w:t>
+            </w:r>
+            <w:proofErr w:type="spellEnd"/>
+            <w:r>
+              <w:t xml:space="preserve"> S., </w:t>
+            </w:r>
+            <w:proofErr w:type="spellStart"/>
+            <w:r>
+              <w:t>Basla</w:t>
+            </w:r>
+            <w:proofErr w:type="spellEnd"/>
+            <w:r>
+              <w:t xml:space="preserve"> C., </w:t>
+            </w:r>
+            <w:proofErr w:type="spellStart"/>
+            <w:r>
+              <w:t>Koginov</w:t>
             </w:r>
             <w:proofErr w:type="spellEnd"/>
             <w:r>
               <w:t xml:space="preserve"> G., </w:t>
+            </w:r>
+            <w:proofErr w:type="spellStart"/>
+            <w:r>
+              <w:t>Haufe</w:t>
+            </w:r>
+            <w:proofErr w:type="spellEnd"/>
+            <w:r>
+              <w:t xml:space="preserve"> F., </w:t>
+            </w:r>
+            <w:proofErr w:type="spellStart"/>
+            <w:r>
+              <w:t>D’Ercole</w:t>
+            </w:r>
+            <w:proofErr w:type="spellEnd"/>
+            <w:r>
+              <w:t xml:space="preserve"> M., Harte C., </w:t>
             </w:r>
             <w:r>
               <w:rPr>
@@ -10160,7 +10567,7 @@
                 <w:szCs w:val="20"/>
                 <w:lang w:val="en-US"/>
               </w:rPr>
-              <w:t>Washington D.C., USA</w:t>
+              <w:t>Chicago, IL, USA</w:t>
             </w:r>
           </w:p>
           <w:p>
@@ -10176,6 +10583,8 @@
               <w:rPr>
                 <w:rFonts w:eastAsia="Cambria" w:cstheme="minorHAnsi"/>
                 <w:b/>
+                <w:sz w:val="21"/>
+                <w:szCs w:val="21"/>
                 <w:lang w:val="en-US"/>
               </w:rPr>
             </w:pPr>
@@ -10189,7 +10598,7 @@
                 <w:szCs w:val="20"/>
                 <w:lang w:val="en-US"/>
               </w:rPr>
-              <w:t>November 2023</w:t>
+              <w:t>October 2024</w:t>
             </w:r>
           </w:p>
         </w:tc>
@@ -10234,30 +10643,12 @@
                 <w:ilvl w:val="0"/>
                 <w:numId w:val="3"/>
               </w:numPr>
-            </w:pPr>
-            <w:r>
-              <w:t>Automated Generation of Spinal Cord Models for Pre-Operative Planning of Epidural Electrical Stimulation Surgical Interventions,</w:t>
-            </w:r>
-            <w:r>
-              <w:rPr>
-                <w:b/>
-              </w:rPr>
-              <w:t xml:space="preserve"> Hernandez-Charpak S.D.</w:t>
-            </w:r>
-            <w:r>
-              <w:t>, et. al.</w:t>
-            </w:r>
-          </w:p>
-          <w:p>
-            <w:pPr>
-              <w:pStyle w:val="ListParagraph"/>
-              <w:numPr>
-                <w:ilvl w:val="0"/>
-                <w:numId w:val="3"/>
-              </w:numPr>
-            </w:pPr>
-            <w:r>
-              <w:t>Non-Invasive And Invasive Methodologies of Stimulating the Cervical Spinal Cord in Order to Improve Upper-Limb Functions After Tetraplegia,</w:t>
+              <w:rPr>
+                <w:b/>
+              </w:rPr>
+            </w:pPr>
+            <w:r>
+              <w:t>Interfacing brain-decoded motor intentions with the cervical spinal cord to restore voluntary arm and hand movements,</w:t>
             </w:r>
             <w:r>
               <w:rPr>
@@ -10266,15 +10657,7 @@
               <w:t xml:space="preserve"> </w:t>
             </w:r>
             <w:r>
-              <w:t xml:space="preserve">Collin T., Spagnolo V., Berny M., Intering N., </w:t>
-            </w:r>
-            <w:proofErr w:type="spellStart"/>
-            <w:r>
-              <w:t>Hervé</w:t>
-            </w:r>
-            <w:proofErr w:type="spellEnd"/>
-            <w:r>
-              <w:t xml:space="preserve"> J., </w:t>
+              <w:t xml:space="preserve">Collin T., Spagnolo V., </w:t>
             </w:r>
             <w:proofErr w:type="spellStart"/>
             <w:r>
@@ -10282,7 +10665,7 @@
             </w:r>
             <w:proofErr w:type="spellEnd"/>
             <w:r>
-              <w:t xml:space="preserve"> I., Galvez A., </w:t>
+              <w:t xml:space="preserve"> I., </w:t>
             </w:r>
             <w:proofErr w:type="spellStart"/>
             <w:r>
@@ -10290,66 +10673,8 @@
             </w:r>
             <w:proofErr w:type="spellEnd"/>
             <w:r>
-              <w:t xml:space="preserve"> G.,</w:t>
-            </w:r>
-            <w:r>
-              <w:rPr>
-                <w:b/>
-              </w:rPr>
-              <w:t xml:space="preserve"> Hernandez-Charpak S.D.</w:t>
-            </w:r>
-            <w:r>
-              <w:t>, et. al.</w:t>
-            </w:r>
-          </w:p>
-          <w:p>
-            <w:pPr>
-              <w:pStyle w:val="ListParagraph"/>
-              <w:numPr>
-                <w:ilvl w:val="0"/>
-                <w:numId w:val="3"/>
-              </w:numPr>
-            </w:pPr>
-            <w:r>
-              <w:rPr>
-                <w:i/>
-                <w:iCs/>
-              </w:rPr>
-              <w:t>Automated Configuration of Epidural Electrical Spinal Cord Stimulation for Neurological Disorders</w:t>
-            </w:r>
-            <w:r>
-              <w:t>,</w:t>
-            </w:r>
-            <w:r>
-              <w:rPr>
-                <w:b/>
-              </w:rPr>
-              <w:t xml:space="preserve"> </w:t>
-            </w:r>
-            <w:proofErr w:type="spellStart"/>
-            <w:r>
-              <w:t>Carparelli</w:t>
-            </w:r>
-            <w:proofErr w:type="spellEnd"/>
-            <w:r>
               <w:t xml:space="preserve"> G., </w:t>
             </w:r>
-            <w:proofErr w:type="spellStart"/>
-            <w:r>
-              <w:t>Abranches</w:t>
-            </w:r>
-            <w:proofErr w:type="spellEnd"/>
-            <w:r>
-              <w:t xml:space="preserve"> P., </w:t>
-            </w:r>
-            <w:proofErr w:type="spellStart"/>
-            <w:r>
-              <w:t>Macellari</w:t>
-            </w:r>
-            <w:proofErr w:type="spellEnd"/>
-            <w:r>
-              <w:t xml:space="preserve"> N., Komi S., Yang X., Harte C., Dumont G., Collin T., </w:t>
-            </w:r>
             <w:r>
               <w:rPr>
                 <w:b/>
@@ -10357,7 +10682,7 @@
               <w:t>Hernandez-Charpak S.D.</w:t>
             </w:r>
             <w:r>
-              <w:t>, et. al.</w:t>
+              <w:t>, et al.</w:t>
             </w:r>
           </w:p>
         </w:tc>
@@ -10386,11 +10711,9 @@
               <w:ind w:right="144"/>
               <w:rPr>
                 <w:rFonts w:eastAsia="Cambria" w:cstheme="minorHAnsi"/>
-                <w:bCs/>
-                <w:i/>
-                <w:iCs/>
-                <w:sz w:val="20"/>
-                <w:szCs w:val="20"/>
+                <w:b/>
+                <w:sz w:val="21"/>
+                <w:szCs w:val="21"/>
                 <w:lang w:val="en-US"/>
               </w:rPr>
             </w:pPr>
@@ -10402,19 +10725,7 @@
                 <w:szCs w:val="21"/>
                 <w:lang w:val="en-US"/>
               </w:rPr>
-              <w:t xml:space="preserve">Society for Neuroscience </w:t>
-            </w:r>
-            <w:r>
-              <w:rPr>
-                <w:rFonts w:eastAsia="Cambria" w:cstheme="minorHAnsi"/>
-                <w:bCs/>
-                <w:i/>
-                <w:iCs/>
-                <w:sz w:val="20"/>
-                <w:szCs w:val="20"/>
-                <w:lang w:val="en-US"/>
-              </w:rPr>
-              <w:t>San Diego, CA, USA</w:t>
+              <w:t>Society for Neuroscience</w:t>
             </w:r>
           </w:p>
           <w:p>
@@ -10427,15 +10738,7 @@
                 <w:between w:val="nil"/>
               </w:pBdr>
               <w:spacing w:after="0" w:line="240" w:lineRule="auto"/>
-              <w:rPr>
-                <w:b/>
-                <w:i/>
-                <w:sz w:val="21"/>
-                <w:szCs w:val="21"/>
-                <w:lang w:val="en-US"/>
-              </w:rPr>
-            </w:pPr>
-            <w:r>
+              <w:ind w:right="144"/>
               <w:rPr>
                 <w:rFonts w:eastAsia="Cambria" w:cstheme="minorHAnsi"/>
                 <w:bCs/>
@@ -10445,7 +10748,47 @@
                 <w:szCs w:val="20"/>
                 <w:lang w:val="en-US"/>
               </w:rPr>
-              <w:t>November 2022</w:t>
+            </w:pPr>
+            <w:r>
+              <w:rPr>
+                <w:rFonts w:eastAsia="Cambria" w:cstheme="minorHAnsi"/>
+                <w:bCs/>
+                <w:i/>
+                <w:iCs/>
+                <w:sz w:val="20"/>
+                <w:szCs w:val="20"/>
+                <w:lang w:val="en-US"/>
+              </w:rPr>
+              <w:t>Washington D.C., USA</w:t>
+            </w:r>
+          </w:p>
+          <w:p>
+            <w:pPr>
+              <w:pBdr>
+                <w:top w:val="nil"/>
+                <w:left w:val="nil"/>
+                <w:bottom w:val="nil"/>
+                <w:right w:val="nil"/>
+                <w:between w:val="nil"/>
+              </w:pBdr>
+              <w:spacing w:after="0" w:line="240" w:lineRule="auto"/>
+              <w:rPr>
+                <w:rFonts w:eastAsia="Cambria" w:cstheme="minorHAnsi"/>
+                <w:b/>
+                <w:lang w:val="en-US"/>
+              </w:rPr>
+            </w:pPr>
+            <w:r>
+              <w:rPr>
+                <w:rFonts w:eastAsia="Cambria" w:cstheme="minorHAnsi"/>
+                <w:bCs/>
+                <w:i/>
+                <w:iCs/>
+                <w:sz w:val="20"/>
+                <w:szCs w:val="20"/>
+                <w:lang w:val="en-US"/>
+              </w:rPr>
+              <w:t>November 2023</w:t>
             </w:r>
           </w:p>
         </w:tc>
@@ -10488,104 +10831,17 @@
               <w:pStyle w:val="ListParagraph"/>
               <w:numPr>
                 <w:ilvl w:val="0"/>
-                <w:numId w:val="4"/>
+                <w:numId w:val="3"/>
               </w:numPr>
             </w:pPr>
             <w:r>
-              <w:rPr>
-                <w:i/>
-                <w:iCs/>
-              </w:rPr>
-              <w:t>A Spinal Cord Neuroprosthesis That Alleviates Locomotor Deficits In PD</w:t>
-            </w:r>
-            <w:r>
-              <w:t xml:space="preserve">, </w:t>
-            </w:r>
-            <w:proofErr w:type="spellStart"/>
-            <w:r>
-              <w:t>Milekovic</w:t>
-            </w:r>
-            <w:proofErr w:type="spellEnd"/>
-            <w:r>
-              <w:t xml:space="preserve"> T., </w:t>
-            </w:r>
-            <w:proofErr w:type="spellStart"/>
-            <w:r>
-              <w:t>Moraud</w:t>
-            </w:r>
-            <w:proofErr w:type="spellEnd"/>
-            <w:r>
-              <w:t xml:space="preserve"> E.M., Nicolo </w:t>
-            </w:r>
-            <w:proofErr w:type="spellStart"/>
-            <w:r>
-              <w:t>Macellari</w:t>
-            </w:r>
-            <w:proofErr w:type="spellEnd"/>
-            <w:r>
-              <w:t xml:space="preserve">, </w:t>
-            </w:r>
-            <w:proofErr w:type="spellStart"/>
-            <w:r>
-              <w:t>Moerman</w:t>
-            </w:r>
-            <w:proofErr w:type="spellEnd"/>
-            <w:r>
-              <w:t xml:space="preserve"> C., </w:t>
-            </w:r>
-            <w:proofErr w:type="spellStart"/>
-            <w:r>
-              <w:t>Raschellà</w:t>
-            </w:r>
-            <w:proofErr w:type="spellEnd"/>
-            <w:r>
-              <w:t xml:space="preserve"> F., Sun S, </w:t>
-            </w:r>
-            <w:proofErr w:type="spellStart"/>
-            <w:r>
-              <w:t>Perich</w:t>
-            </w:r>
-            <w:proofErr w:type="spellEnd"/>
-            <w:r>
-              <w:t xml:space="preserve"> M.G., </w:t>
-            </w:r>
-            <w:proofErr w:type="spellStart"/>
-            <w:r>
-              <w:t>Varescon</w:t>
-            </w:r>
-            <w:proofErr w:type="spellEnd"/>
-            <w:r>
-              <w:t xml:space="preserve"> C., </w:t>
-            </w:r>
-            <w:proofErr w:type="spellStart"/>
-            <w:r>
-              <w:t>Demesmaeker</w:t>
-            </w:r>
-            <w:proofErr w:type="spellEnd"/>
-            <w:r>
-              <w:t xml:space="preserve"> R., </w:t>
-            </w:r>
-            <w:proofErr w:type="spellStart"/>
-            <w:r>
-              <w:t>Bruel</w:t>
-            </w:r>
-            <w:proofErr w:type="spellEnd"/>
-            <w:r>
-              <w:t xml:space="preserve"> A., Bole-</w:t>
-            </w:r>
-            <w:proofErr w:type="spellStart"/>
-            <w:r>
-              <w:t>Feysot</w:t>
-            </w:r>
-            <w:proofErr w:type="spellEnd"/>
-            <w:r>
-              <w:t xml:space="preserve"> L.N., Schiavone G., Jianzhong Y., Galvez A., </w:t>
-            </w:r>
-            <w:r>
-              <w:rPr>
-                <w:b/>
-              </w:rPr>
-              <w:t>Hernandez-Charpak S.D.</w:t>
+              <w:t>Automated Generation of Spinal Cord Models for Pre-Operative Planning of Epidural Electrical Stimulation Surgical Interventions,</w:t>
+            </w:r>
+            <w:r>
+              <w:rPr>
+                <w:b/>
+              </w:rPr>
+              <w:t xml:space="preserve"> Hernandez-Charpak S.D.</w:t>
             </w:r>
             <w:r>
               <w:t>, et. al.</w:t>
@@ -10596,21 +10852,98 @@
               <w:pStyle w:val="ListParagraph"/>
               <w:numPr>
                 <w:ilvl w:val="0"/>
-                <w:numId w:val="4"/>
+                <w:numId w:val="3"/>
               </w:numPr>
             </w:pPr>
             <w:r>
+              <w:t xml:space="preserve">Non-Invasive And Invasive Methodologies of Stimulating the Cervical Spinal Cord in Order to Improve Upper-Limb Functions After </w:t>
+            </w:r>
+            <w:r>
+              <w:lastRenderedPageBreak/>
+              <w:t>Tetraplegia,</w:t>
+            </w:r>
+            <w:r>
+              <w:rPr>
+                <w:b/>
+              </w:rPr>
+              <w:t xml:space="preserve"> </w:t>
+            </w:r>
+            <w:r>
+              <w:t xml:space="preserve">Collin T., Spagnolo V., Berny M., Intering N., </w:t>
+            </w:r>
+            <w:proofErr w:type="spellStart"/>
+            <w:r>
+              <w:t>Hervé</w:t>
+            </w:r>
+            <w:proofErr w:type="spellEnd"/>
+            <w:r>
+              <w:t xml:space="preserve"> J., </w:t>
+            </w:r>
+            <w:proofErr w:type="spellStart"/>
+            <w:r>
+              <w:t>Sakr</w:t>
+            </w:r>
+            <w:proofErr w:type="spellEnd"/>
+            <w:r>
+              <w:t xml:space="preserve"> I., Galvez A., </w:t>
+            </w:r>
+            <w:proofErr w:type="spellStart"/>
+            <w:r>
+              <w:t>Carparelli</w:t>
+            </w:r>
+            <w:proofErr w:type="spellEnd"/>
+            <w:r>
+              <w:t xml:space="preserve"> G.,</w:t>
+            </w:r>
+            <w:r>
+              <w:rPr>
+                <w:b/>
+              </w:rPr>
+              <w:t xml:space="preserve"> Hernandez-Charpak S.D.</w:t>
+            </w:r>
+            <w:r>
+              <w:t>, et. al.</w:t>
+            </w:r>
+          </w:p>
+          <w:p>
+            <w:pPr>
+              <w:pStyle w:val="ListParagraph"/>
+              <w:numPr>
+                <w:ilvl w:val="0"/>
+                <w:numId w:val="3"/>
+              </w:numPr>
+            </w:pPr>
+            <w:r>
               <w:rPr>
                 <w:i/>
                 <w:iCs/>
               </w:rPr>
-              <w:t>A Task-Adaptive Spinal Neuroprosthesis to Improve Gait Deficits in People with Parkinson’s Disease</w:t>
-            </w:r>
-            <w:r>
-              <w:rPr>
-                <w:b/>
-              </w:rPr>
-              <w:t xml:space="preserve">, </w:t>
+              <w:t>Automated Configuration of Epidural Electrical Spinal Cord Stimulation for Neurological Disorders</w:t>
+            </w:r>
+            <w:r>
+              <w:t>,</w:t>
+            </w:r>
+            <w:r>
+              <w:rPr>
+                <w:b/>
+              </w:rPr>
+              <w:t xml:space="preserve"> </w:t>
+            </w:r>
+            <w:proofErr w:type="spellStart"/>
+            <w:r>
+              <w:t>Carparelli</w:t>
+            </w:r>
+            <w:proofErr w:type="spellEnd"/>
+            <w:r>
+              <w:t xml:space="preserve"> G., </w:t>
+            </w:r>
+            <w:proofErr w:type="spellStart"/>
+            <w:r>
+              <w:t>Abranches</w:t>
+            </w:r>
+            <w:proofErr w:type="spellEnd"/>
+            <w:r>
+              <w:t xml:space="preserve"> P., </w:t>
             </w:r>
             <w:proofErr w:type="spellStart"/>
             <w:r>
@@ -10618,47 +10951,7 @@
             </w:r>
             <w:proofErr w:type="spellEnd"/>
             <w:r>
-              <w:t xml:space="preserve"> N., </w:t>
-            </w:r>
-            <w:proofErr w:type="spellStart"/>
-            <w:r>
-              <w:t>Moerman</w:t>
-            </w:r>
-            <w:proofErr w:type="spellEnd"/>
-            <w:r>
-              <w:t xml:space="preserve"> C., </w:t>
-            </w:r>
-            <w:proofErr w:type="spellStart"/>
-            <w:r>
-              <w:t>Sasportes</w:t>
-            </w:r>
-            <w:proofErr w:type="spellEnd"/>
-            <w:r>
-              <w:t xml:space="preserve"> C.D., Harte C., </w:t>
-            </w:r>
-            <w:proofErr w:type="spellStart"/>
-            <w:r>
-              <w:t>Varescon</w:t>
-            </w:r>
-            <w:proofErr w:type="spellEnd"/>
-            <w:r>
-              <w:t xml:space="preserve"> C., Bole-</w:t>
-            </w:r>
-            <w:proofErr w:type="spellStart"/>
-            <w:r>
-              <w:t>Feysot</w:t>
-            </w:r>
-            <w:proofErr w:type="spellEnd"/>
-            <w:r>
-              <w:t xml:space="preserve"> L.N., </w:t>
-            </w:r>
-            <w:proofErr w:type="spellStart"/>
-            <w:r>
-              <w:t>Carparelli</w:t>
-            </w:r>
-            <w:proofErr w:type="spellEnd"/>
-            <w:r>
-              <w:t xml:space="preserve"> G., </w:t>
+              <w:t xml:space="preserve"> N., Komi S., Yang X., Harte C., Dumont G., Collin T., </w:t>
             </w:r>
             <w:r>
               <w:rPr>
@@ -10695,53 +10988,68 @@
               <w:spacing w:after="0" w:line="240" w:lineRule="auto"/>
               <w:ind w:right="144"/>
               <w:rPr>
-                <w:b/>
-                <w:i/>
-                <w:sz w:val="21"/>
-                <w:szCs w:val="21"/>
-                <w:lang w:val="en-US"/>
-              </w:rPr>
-            </w:pPr>
-            <w:r>
-              <w:rPr>
-                <w:b/>
-                <w:i/>
-                <w:sz w:val="21"/>
-                <w:szCs w:val="21"/>
-                <w:lang w:val="en-US"/>
-              </w:rPr>
-              <w:t>XV LARIM (Latin American Regional IAU Meeting)</w:t>
-            </w:r>
-          </w:p>
-          <w:p>
-            <w:pPr>
-              <w:pStyle w:val="NoSpacing"/>
-              <w:ind w:right="144"/>
-              <w:rPr>
-                <w:lang w:val="en-US"/>
-              </w:rPr>
-            </w:pPr>
-            <w:r>
-              <w:rPr>
-                <w:lang w:val="en-US"/>
-              </w:rPr>
-              <w:t>Cartagena, Colombia</w:t>
-            </w:r>
-          </w:p>
-          <w:p>
-            <w:pPr>
-              <w:pStyle w:val="NoSpacing"/>
-              <w:rPr>
-                <w:i/>
-                <w:lang w:val="en-US"/>
-              </w:rPr>
-            </w:pPr>
-            <w:r>
-              <w:rPr>
-                <w:i/>
-                <w:lang w:val="en-US"/>
-              </w:rPr>
-              <w:t>October 2016</w:t>
+                <w:rFonts w:eastAsia="Cambria" w:cstheme="minorHAnsi"/>
+                <w:bCs/>
+                <w:i/>
+                <w:iCs/>
+                <w:sz w:val="20"/>
+                <w:szCs w:val="20"/>
+                <w:lang w:val="en-US"/>
+              </w:rPr>
+            </w:pPr>
+            <w:r>
+              <w:rPr>
+                <w:rFonts w:eastAsia="Cambria" w:cstheme="minorHAnsi"/>
+                <w:b/>
+                <w:sz w:val="21"/>
+                <w:szCs w:val="21"/>
+                <w:lang w:val="en-US"/>
+              </w:rPr>
+              <w:lastRenderedPageBreak/>
+              <w:t xml:space="preserve">Society for Neuroscience </w:t>
+            </w:r>
+            <w:r>
+              <w:rPr>
+                <w:rFonts w:eastAsia="Cambria" w:cstheme="minorHAnsi"/>
+                <w:bCs/>
+                <w:i/>
+                <w:iCs/>
+                <w:sz w:val="20"/>
+                <w:szCs w:val="20"/>
+                <w:lang w:val="en-US"/>
+              </w:rPr>
+              <w:t>San Diego, CA, USA</w:t>
+            </w:r>
+          </w:p>
+          <w:p>
+            <w:pPr>
+              <w:pBdr>
+                <w:top w:val="nil"/>
+                <w:left w:val="nil"/>
+                <w:bottom w:val="nil"/>
+                <w:right w:val="nil"/>
+                <w:between w:val="nil"/>
+              </w:pBdr>
+              <w:spacing w:after="0" w:line="240" w:lineRule="auto"/>
+              <w:rPr>
+                <w:b/>
+                <w:i/>
+                <w:sz w:val="21"/>
+                <w:szCs w:val="21"/>
+                <w:lang w:val="en-US"/>
+              </w:rPr>
+            </w:pPr>
+            <w:r>
+              <w:rPr>
+                <w:rFonts w:eastAsia="Cambria" w:cstheme="minorHAnsi"/>
+                <w:bCs/>
+                <w:i/>
+                <w:iCs/>
+                <w:sz w:val="20"/>
+                <w:szCs w:val="20"/>
+                <w:lang w:val="en-US"/>
+              </w:rPr>
+              <w:t>November 2022</w:t>
             </w:r>
           </w:p>
         </w:tc>
@@ -10776,6 +11084,302 @@
                 <w:szCs w:val="21"/>
                 <w:lang w:val="en-US"/>
               </w:rPr>
+              <w:t xml:space="preserve">Posters </w:t>
+            </w:r>
+          </w:p>
+          <w:p>
+            <w:pPr>
+              <w:pStyle w:val="ListParagraph"/>
+              <w:numPr>
+                <w:ilvl w:val="0"/>
+                <w:numId w:val="4"/>
+              </w:numPr>
+            </w:pPr>
+            <w:r>
+              <w:rPr>
+                <w:i/>
+                <w:iCs/>
+              </w:rPr>
+              <w:t>A Spinal Cord Neuroprosthesis That Alleviates Locomotor Deficits In PD</w:t>
+            </w:r>
+            <w:r>
+              <w:t xml:space="preserve">, </w:t>
+            </w:r>
+            <w:proofErr w:type="spellStart"/>
+            <w:r>
+              <w:t>Milekovic</w:t>
+            </w:r>
+            <w:proofErr w:type="spellEnd"/>
+            <w:r>
+              <w:t xml:space="preserve"> T., </w:t>
+            </w:r>
+            <w:proofErr w:type="spellStart"/>
+            <w:r>
+              <w:t>Moraud</w:t>
+            </w:r>
+            <w:proofErr w:type="spellEnd"/>
+            <w:r>
+              <w:t xml:space="preserve"> E.M., Nicolo </w:t>
+            </w:r>
+            <w:proofErr w:type="spellStart"/>
+            <w:r>
+              <w:t>Macellari</w:t>
+            </w:r>
+            <w:proofErr w:type="spellEnd"/>
+            <w:r>
+              <w:t xml:space="preserve">, </w:t>
+            </w:r>
+            <w:proofErr w:type="spellStart"/>
+            <w:r>
+              <w:t>Moerman</w:t>
+            </w:r>
+            <w:proofErr w:type="spellEnd"/>
+            <w:r>
+              <w:t xml:space="preserve"> C., </w:t>
+            </w:r>
+            <w:proofErr w:type="spellStart"/>
+            <w:r>
+              <w:t>Raschellà</w:t>
+            </w:r>
+            <w:proofErr w:type="spellEnd"/>
+            <w:r>
+              <w:t xml:space="preserve"> F., Sun S, </w:t>
+            </w:r>
+            <w:proofErr w:type="spellStart"/>
+            <w:r>
+              <w:t>Perich</w:t>
+            </w:r>
+            <w:proofErr w:type="spellEnd"/>
+            <w:r>
+              <w:t xml:space="preserve"> M.G., </w:t>
+            </w:r>
+            <w:proofErr w:type="spellStart"/>
+            <w:r>
+              <w:t>Varescon</w:t>
+            </w:r>
+            <w:proofErr w:type="spellEnd"/>
+            <w:r>
+              <w:t xml:space="preserve"> C., </w:t>
+            </w:r>
+            <w:proofErr w:type="spellStart"/>
+            <w:r>
+              <w:t>Demesmaeker</w:t>
+            </w:r>
+            <w:proofErr w:type="spellEnd"/>
+            <w:r>
+              <w:t xml:space="preserve"> R., </w:t>
+            </w:r>
+            <w:proofErr w:type="spellStart"/>
+            <w:r>
+              <w:t>Bruel</w:t>
+            </w:r>
+            <w:proofErr w:type="spellEnd"/>
+            <w:r>
+              <w:t xml:space="preserve"> A., Bole-</w:t>
+            </w:r>
+            <w:proofErr w:type="spellStart"/>
+            <w:r>
+              <w:t>Feysot</w:t>
+            </w:r>
+            <w:proofErr w:type="spellEnd"/>
+            <w:r>
+              <w:t xml:space="preserve"> L.N., Schiavone G., Jianzhong Y., Galvez A., </w:t>
+            </w:r>
+            <w:r>
+              <w:rPr>
+                <w:b/>
+              </w:rPr>
+              <w:t>Hernandez-Charpak S.D.</w:t>
+            </w:r>
+            <w:r>
+              <w:t>, et. al.</w:t>
+            </w:r>
+          </w:p>
+          <w:p>
+            <w:pPr>
+              <w:pStyle w:val="ListParagraph"/>
+              <w:numPr>
+                <w:ilvl w:val="0"/>
+                <w:numId w:val="4"/>
+              </w:numPr>
+            </w:pPr>
+            <w:r>
+              <w:rPr>
+                <w:i/>
+                <w:iCs/>
+              </w:rPr>
+              <w:t>A Task-Adaptive Spinal Neuroprosthesis to Improve Gait Deficits in People with Parkinson’s Disease</w:t>
+            </w:r>
+            <w:r>
+              <w:rPr>
+                <w:b/>
+              </w:rPr>
+              <w:t xml:space="preserve">, </w:t>
+            </w:r>
+            <w:proofErr w:type="spellStart"/>
+            <w:r>
+              <w:t>Macellari</w:t>
+            </w:r>
+            <w:proofErr w:type="spellEnd"/>
+            <w:r>
+              <w:t xml:space="preserve"> N., </w:t>
+            </w:r>
+            <w:proofErr w:type="spellStart"/>
+            <w:r>
+              <w:t>Moerman</w:t>
+            </w:r>
+            <w:proofErr w:type="spellEnd"/>
+            <w:r>
+              <w:t xml:space="preserve"> C., </w:t>
+            </w:r>
+            <w:proofErr w:type="spellStart"/>
+            <w:r>
+              <w:t>Sasportes</w:t>
+            </w:r>
+            <w:proofErr w:type="spellEnd"/>
+            <w:r>
+              <w:t xml:space="preserve"> C.D., Harte C., </w:t>
+            </w:r>
+            <w:proofErr w:type="spellStart"/>
+            <w:r>
+              <w:t>Varescon</w:t>
+            </w:r>
+            <w:proofErr w:type="spellEnd"/>
+            <w:r>
+              <w:t xml:space="preserve"> C., Bole-</w:t>
+            </w:r>
+            <w:proofErr w:type="spellStart"/>
+            <w:r>
+              <w:t>Feysot</w:t>
+            </w:r>
+            <w:proofErr w:type="spellEnd"/>
+            <w:r>
+              <w:t xml:space="preserve"> L.N., </w:t>
+            </w:r>
+            <w:proofErr w:type="spellStart"/>
+            <w:r>
+              <w:t>Carparelli</w:t>
+            </w:r>
+            <w:proofErr w:type="spellEnd"/>
+            <w:r>
+              <w:t xml:space="preserve"> G., </w:t>
+            </w:r>
+            <w:r>
+              <w:rPr>
+                <w:b/>
+              </w:rPr>
+              <w:t>Hernandez-Charpak S.D.</w:t>
+            </w:r>
+            <w:r>
+              <w:t>, et. al.</w:t>
+            </w:r>
+          </w:p>
+        </w:tc>
+      </w:tr>
+      <w:tr>
+        <w:trPr>
+          <w:trHeight w:val="907"/>
+        </w:trPr>
+        <w:tc>
+          <w:tcPr>
+            <w:tcW w:w="2520" w:type="dxa"/>
+            <w:tcBorders>
+              <w:top w:val="nil"/>
+            </w:tcBorders>
+          </w:tcPr>
+          <w:p>
+            <w:pPr>
+              <w:pBdr>
+                <w:top w:val="nil"/>
+                <w:left w:val="nil"/>
+                <w:bottom w:val="nil"/>
+                <w:right w:val="nil"/>
+                <w:between w:val="nil"/>
+              </w:pBdr>
+              <w:spacing w:after="0" w:line="240" w:lineRule="auto"/>
+              <w:ind w:right="144"/>
+              <w:rPr>
+                <w:b/>
+                <w:i/>
+                <w:sz w:val="21"/>
+                <w:szCs w:val="21"/>
+                <w:lang w:val="en-US"/>
+              </w:rPr>
+            </w:pPr>
+            <w:r>
+              <w:rPr>
+                <w:b/>
+                <w:i/>
+                <w:sz w:val="21"/>
+                <w:szCs w:val="21"/>
+                <w:lang w:val="en-US"/>
+              </w:rPr>
+              <w:t>XV LARIM (Latin American Regional IAU Meeting)</w:t>
+            </w:r>
+          </w:p>
+          <w:p>
+            <w:pPr>
+              <w:pStyle w:val="NoSpacing"/>
+              <w:ind w:right="144"/>
+              <w:rPr>
+                <w:lang w:val="en-US"/>
+              </w:rPr>
+            </w:pPr>
+            <w:r>
+              <w:rPr>
+                <w:lang w:val="en-US"/>
+              </w:rPr>
+              <w:t>Cartagena, Colombia</w:t>
+            </w:r>
+          </w:p>
+          <w:p>
+            <w:pPr>
+              <w:pStyle w:val="NoSpacing"/>
+              <w:rPr>
+                <w:i/>
+                <w:lang w:val="en-US"/>
+              </w:rPr>
+            </w:pPr>
+            <w:r>
+              <w:rPr>
+                <w:i/>
+                <w:lang w:val="en-US"/>
+              </w:rPr>
+              <w:t>October 2016</w:t>
+            </w:r>
+          </w:p>
+        </w:tc>
+        <w:tc>
+          <w:tcPr>
+            <w:tcW w:w="6570" w:type="dxa"/>
+            <w:tcBorders>
+              <w:top w:val="nil"/>
+            </w:tcBorders>
+          </w:tcPr>
+          <w:p>
+            <w:pPr>
+              <w:pBdr>
+                <w:top w:val="nil"/>
+                <w:left w:val="nil"/>
+                <w:bottom w:val="nil"/>
+                <w:right w:val="nil"/>
+                <w:between w:val="nil"/>
+              </w:pBdr>
+              <w:spacing w:after="0" w:line="240" w:lineRule="auto"/>
+              <w:rPr>
+                <w:b/>
+                <w:sz w:val="21"/>
+                <w:szCs w:val="21"/>
+                <w:lang w:val="en-US"/>
+              </w:rPr>
+            </w:pPr>
+            <w:r>
+              <w:rPr>
+                <w:b/>
+                <w:sz w:val="21"/>
+                <w:szCs w:val="21"/>
+                <w:lang w:val="en-US"/>
+              </w:rPr>
               <w:t>Oral Talk</w:t>
             </w:r>
           </w:p>
@@ -10818,7 +11422,6 @@
         <w:spacing w:line="276" w:lineRule="auto"/>
       </w:pPr>
       <w:r>
-        <w:lastRenderedPageBreak/>
         <w:t>Skills</w:t>
       </w:r>
     </w:p>
@@ -11401,17 +12004,7 @@
                 <w:szCs w:val="21"/>
                 <w:lang w:val="en-US"/>
               </w:rPr>
-              <w:t xml:space="preserve">Director </w:t>
-            </w:r>
-            <w:proofErr w:type="gramStart"/>
-            <w:r>
-              <w:rPr>
-                <w:rFonts w:asciiTheme="majorHAnsi" w:hAnsiTheme="majorHAnsi" w:cstheme="majorHAnsi"/>
-                <w:sz w:val="21"/>
-                <w:szCs w:val="21"/>
-                <w:lang w:val="en-US"/>
-              </w:rPr>
-              <w:t xml:space="preserve">of </w:t>
+              <w:t xml:space="preserve">Director of </w:t>
             </w:r>
             <w:r>
               <w:rPr>
@@ -11423,7 +12016,6 @@
               </w:rPr>
               <w:t>.NeuroRestore</w:t>
             </w:r>
-            <w:proofErr w:type="gramEnd"/>
           </w:p>
           <w:p>
             <w:pPr>
@@ -11433,7 +12025,7 @@
                 <w:rFonts w:asciiTheme="majorHAnsi" w:hAnsiTheme="majorHAnsi" w:cstheme="majorHAnsi"/>
                 <w:sz w:val="21"/>
                 <w:szCs w:val="21"/>
-                <w:lang w:val="en-US"/>
+                <w:lang w:val="fr-CH"/>
               </w:rPr>
             </w:pPr>
             <w:r>
@@ -11441,29 +12033,9 @@
                 <w:rFonts w:asciiTheme="majorHAnsi" w:hAnsiTheme="majorHAnsi" w:cstheme="majorHAnsi"/>
                 <w:sz w:val="21"/>
                 <w:szCs w:val="21"/>
-                <w:lang w:val="en-US"/>
-              </w:rPr>
-              <w:t xml:space="preserve">École Polytechnique </w:t>
-            </w:r>
-            <w:proofErr w:type="spellStart"/>
-            <w:r>
-              <w:rPr>
-                <w:rFonts w:asciiTheme="majorHAnsi" w:hAnsiTheme="majorHAnsi" w:cstheme="majorHAnsi"/>
-                <w:sz w:val="21"/>
-                <w:szCs w:val="21"/>
-                <w:lang w:val="en-US"/>
-              </w:rPr>
-              <w:t>Fédérale</w:t>
-            </w:r>
-            <w:proofErr w:type="spellEnd"/>
-            <w:r>
-              <w:rPr>
-                <w:rFonts w:asciiTheme="majorHAnsi" w:hAnsiTheme="majorHAnsi" w:cstheme="majorHAnsi"/>
-                <w:sz w:val="21"/>
-                <w:szCs w:val="21"/>
-                <w:lang w:val="en-US"/>
-              </w:rPr>
-              <w:t xml:space="preserve"> de Lausanne </w:t>
+                <w:lang w:val="fr-CH"/>
+              </w:rPr>
+              <w:t xml:space="preserve">École Polytechnique Fédérale de Lausanne </w:t>
             </w:r>
           </w:p>
           <w:p>
@@ -11474,7 +12046,7 @@
                 <w:rFonts w:asciiTheme="majorHAnsi" w:hAnsiTheme="majorHAnsi" w:cstheme="majorHAnsi"/>
                 <w:sz w:val="21"/>
                 <w:szCs w:val="21"/>
-                <w:lang w:val="en-US"/>
+                <w:lang w:val="fr-CH"/>
               </w:rPr>
             </w:pPr>
             <w:r>
@@ -11482,7 +12054,7 @@
                 <w:rFonts w:asciiTheme="majorHAnsi" w:hAnsiTheme="majorHAnsi" w:cstheme="majorHAnsi"/>
                 <w:sz w:val="21"/>
                 <w:szCs w:val="21"/>
-                <w:lang w:val="en-US"/>
+                <w:lang w:val="fr-CH"/>
               </w:rPr>
               <w:t>(E-mail) gregoire.courtine@epfl.ch</w:t>
             </w:r>
@@ -11549,17 +12121,7 @@
                 <w:szCs w:val="21"/>
                 <w:lang w:val="en-US"/>
               </w:rPr>
-              <w:t xml:space="preserve">Director </w:t>
-            </w:r>
-            <w:proofErr w:type="gramStart"/>
-            <w:r>
-              <w:rPr>
-                <w:rFonts w:asciiTheme="majorHAnsi" w:hAnsiTheme="majorHAnsi" w:cstheme="majorHAnsi"/>
-                <w:sz w:val="21"/>
-                <w:szCs w:val="21"/>
-                <w:lang w:val="en-US"/>
-              </w:rPr>
-              <w:t xml:space="preserve">of </w:t>
+              <w:t xml:space="preserve">Director of </w:t>
             </w:r>
             <w:r>
               <w:rPr>
@@ -11571,7 +12133,6 @@
               </w:rPr>
               <w:t>.NeuroRestore</w:t>
             </w:r>
-            <w:proofErr w:type="gramEnd"/>
           </w:p>
           <w:p>
             <w:pPr>
@@ -11666,21 +12227,11 @@
                 <w:szCs w:val="21"/>
                 <w:lang w:val="en-US"/>
               </w:rPr>
-              <w:t xml:space="preserve">Director of Funding </w:t>
-            </w:r>
-            <w:proofErr w:type="gramStart"/>
+              <w:t xml:space="preserve">Director of Funding at </w:t>
+            </w:r>
             <w:r>
               <w:rPr>
                 <w:rFonts w:asciiTheme="majorHAnsi" w:eastAsia="Cambria" w:hAnsiTheme="majorHAnsi" w:cstheme="majorHAnsi"/>
-                <w:sz w:val="21"/>
-                <w:szCs w:val="21"/>
-                <w:lang w:val="en-US"/>
-              </w:rPr>
-              <w:t xml:space="preserve">at </w:t>
-            </w:r>
-            <w:r>
-              <w:rPr>
-                <w:rFonts w:asciiTheme="majorHAnsi" w:eastAsia="Cambria" w:hAnsiTheme="majorHAnsi" w:cstheme="majorHAnsi"/>
                 <w:i/>
                 <w:iCs/>
                 <w:sz w:val="21"/>
@@ -11689,7 +12240,6 @@
               </w:rPr>
               <w:t>.NeuroRestore</w:t>
             </w:r>
-            <w:proofErr w:type="gramEnd"/>
           </w:p>
           <w:p>
             <w:pPr>
@@ -11699,7 +12249,7 @@
                 <w:rFonts w:asciiTheme="majorHAnsi" w:hAnsiTheme="majorHAnsi" w:cstheme="majorHAnsi"/>
                 <w:sz w:val="21"/>
                 <w:szCs w:val="21"/>
-                <w:lang w:val="en-US"/>
+                <w:lang w:val="fr-CH"/>
               </w:rPr>
             </w:pPr>
             <w:r>
@@ -11707,7 +12257,7 @@
                 <w:rFonts w:asciiTheme="majorHAnsi" w:hAnsiTheme="majorHAnsi" w:cstheme="majorHAnsi"/>
                 <w:sz w:val="21"/>
                 <w:szCs w:val="21"/>
-                <w:lang w:val="en-US"/>
+                <w:lang w:val="fr-CH"/>
               </w:rPr>
               <w:t xml:space="preserve">(E-mail) tomislav.milekovic@epfl.ch </w:t>
             </w:r>
@@ -11719,7 +12269,7 @@
               <w:rPr>
                 <w:rFonts w:asciiTheme="majorHAnsi" w:eastAsia="Cambria" w:hAnsiTheme="majorHAnsi" w:cstheme="majorHAnsi"/>
                 <w:b/>
-                <w:lang w:val="en-US"/>
+                <w:lang w:val="fr-CH"/>
               </w:rPr>
             </w:pPr>
             <w:r>
@@ -11727,7 +12277,7 @@
                 <w:rFonts w:asciiTheme="majorHAnsi" w:hAnsiTheme="majorHAnsi" w:cstheme="majorHAnsi"/>
                 <w:sz w:val="21"/>
                 <w:szCs w:val="21"/>
-                <w:lang w:val="en-US"/>
+                <w:lang w:val="fr-CH"/>
               </w:rPr>
               <w:t>(Phone) +41 21 314 26 09</w:t>
             </w:r>
@@ -11851,7 +12401,7 @@
 </file>
 
 <file path=word/endnotes.xml><?xml version="1.0" encoding="utf-8"?>
-<w:endnotes xmlns:wpc="http://schemas.microsoft.com/office/word/2010/wordprocessingCanvas" xmlns:cx="http://schemas.microsoft.com/office/drawing/2014/chartex" xmlns:cx1="http://schemas.microsoft.com/office/drawing/2015/9/8/chartex" xmlns:cx2="http://schemas.microsoft.com/office/drawing/2015/10/21/chartex" xmlns:cx3="http://schemas.microsoft.com/office/drawing/2016/5/9/chartex" xmlns:cx4="http://schemas.microsoft.com/office/drawing/2016/5/10/chartex" xmlns:cx5="http://schemas.microsoft.com/office/drawing/2016/5/11/chartex" xmlns:cx6="http://schemas.microsoft.com/office/drawing/2016/5/12/chartex" xmlns:cx7="http://schemas.microsoft.com/office/drawing/2016/5/13/chartex" xmlns:cx8="http://schemas.microsoft.com/office/drawing/2016/5/14/chartex" xmlns:mc="http://schemas.openxmlformats.org/markup-compatibility/2006" xmlns:aink="http://schemas.microsoft.com/office/drawing/2016/ink" xmlns:am3d="http://schemas.microsoft.com/office/drawing/2017/model3d" xmlns:o="urn:schemas-microsoft-com:office:office" xmlns:r="http://schemas.openxmlformats.org/officeDocument/2006/relationships" xmlns:m="http://schemas.openxmlformats.org/officeDocument/2006/math" xmlns:v="urn:schemas-microsoft-com:vml" xmlns:wp14="http://schemas.microsoft.com/office/word/2010/wordprocessingDrawing" xmlns:wp="http://schemas.openxmlformats.org/drawingml/2006/wordprocessingDrawing" xmlns:w10="urn:schemas-microsoft-com:office:word" xmlns:w="http://schemas.openxmlformats.org/wordprocessingml/2006/main" xmlns:w14="http://schemas.microsoft.com/office/word/2010/wordml" xmlns:w15="http://schemas.microsoft.com/office/word/2012/wordml" xmlns:w16cex="http://schemas.microsoft.com/office/word/2018/wordml/cex" xmlns:w16cid="http://schemas.microsoft.com/office/word/2016/wordml/cid" xmlns:w16="http://schemas.microsoft.com/office/word/2018/wordml" xmlns:w16sdtdh="http://schemas.microsoft.com/office/word/2020/wordml/sdtdatahash" xmlns:w16se="http://schemas.microsoft.com/office/word/2015/wordml/symex" xmlns:wpg="http://schemas.microsoft.com/office/word/2010/wordprocessingGroup" xmlns:wpi="http://schemas.microsoft.com/office/word/2010/wordprocessingInk" xmlns:wne="http://schemas.microsoft.com/office/word/2006/wordml" xmlns:wps="http://schemas.microsoft.com/office/word/2010/wordprocessingShape" mc:Ignorable="w14 w15 w16se w16cid w16 w16cex w16sdtdh wp14">
+<w:endnotes xmlns:wpc="http://schemas.microsoft.com/office/word/2010/wordprocessingCanvas" xmlns:cx="http://schemas.microsoft.com/office/drawing/2014/chartex" xmlns:cx1="http://schemas.microsoft.com/office/drawing/2015/9/8/chartex" xmlns:cx2="http://schemas.microsoft.com/office/drawing/2015/10/21/chartex" xmlns:cx3="http://schemas.microsoft.com/office/drawing/2016/5/9/chartex" xmlns:cx4="http://schemas.microsoft.com/office/drawing/2016/5/10/chartex" xmlns:cx5="http://schemas.microsoft.com/office/drawing/2016/5/11/chartex" xmlns:cx6="http://schemas.microsoft.com/office/drawing/2016/5/12/chartex" xmlns:cx7="http://schemas.microsoft.com/office/drawing/2016/5/13/chartex" xmlns:cx8="http://schemas.microsoft.com/office/drawing/2016/5/14/chartex" xmlns:mc="http://schemas.openxmlformats.org/markup-compatibility/2006" xmlns:aink="http://schemas.microsoft.com/office/drawing/2016/ink" xmlns:am3d="http://schemas.microsoft.com/office/drawing/2017/model3d" xmlns:o="urn:schemas-microsoft-com:office:office" xmlns:oel="http://schemas.microsoft.com/office/2019/extlst" xmlns:r="http://schemas.openxmlformats.org/officeDocument/2006/relationships" xmlns:m="http://schemas.openxmlformats.org/officeDocument/2006/math" xmlns:v="urn:schemas-microsoft-com:vml" xmlns:wp14="http://schemas.microsoft.com/office/word/2010/wordprocessingDrawing" xmlns:wp="http://schemas.openxmlformats.org/drawingml/2006/wordprocessingDrawing" xmlns:w10="urn:schemas-microsoft-com:office:word" xmlns:w="http://schemas.openxmlformats.org/wordprocessingml/2006/main" xmlns:w14="http://schemas.microsoft.com/office/word/2010/wordml" xmlns:w15="http://schemas.microsoft.com/office/word/2012/wordml" xmlns:w16cex="http://schemas.microsoft.com/office/word/2018/wordml/cex" xmlns:w16cid="http://schemas.microsoft.com/office/word/2016/wordml/cid" xmlns:w16="http://schemas.microsoft.com/office/word/2018/wordml" xmlns:w16sdtdh="http://schemas.microsoft.com/office/word/2020/wordml/sdtdatahash" xmlns:w16se="http://schemas.microsoft.com/office/word/2015/wordml/symex" xmlns:wpg="http://schemas.microsoft.com/office/word/2010/wordprocessingGroup" xmlns:wpi="http://schemas.microsoft.com/office/word/2010/wordprocessingInk" xmlns:wne="http://schemas.microsoft.com/office/word/2006/wordml" xmlns:wps="http://schemas.microsoft.com/office/word/2010/wordprocessingShape" mc:Ignorable="w14 w15 w16se w16cid w16 w16cex w16sdtdh wp14">
   <w:endnote w:type="separator" w:id="-1">
     <w:p>
       <w:pPr>
@@ -11876,7 +12426,7 @@
 </file>
 
 <file path=word/footnotes.xml><?xml version="1.0" encoding="utf-8"?>
-<w:footnotes xmlns:wpc="http://schemas.microsoft.com/office/word/2010/wordprocessingCanvas" xmlns:cx="http://schemas.microsoft.com/office/drawing/2014/chartex" xmlns:cx1="http://schemas.microsoft.com/office/drawing/2015/9/8/chartex" xmlns:cx2="http://schemas.microsoft.com/office/drawing/2015/10/21/chartex" xmlns:cx3="http://schemas.microsoft.com/office/drawing/2016/5/9/chartex" xmlns:cx4="http://schemas.microsoft.com/office/drawing/2016/5/10/chartex" xmlns:cx5="http://schemas.microsoft.com/office/drawing/2016/5/11/chartex" xmlns:cx6="http://schemas.microsoft.com/office/drawing/2016/5/12/chartex" xmlns:cx7="http://schemas.microsoft.com/office/drawing/2016/5/13/chartex" xmlns:cx8="http://schemas.microsoft.com/office/drawing/2016/5/14/chartex" xmlns:mc="http://schemas.openxmlformats.org/markup-compatibility/2006" xmlns:aink="http://schemas.microsoft.com/office/drawing/2016/ink" xmlns:am3d="http://schemas.microsoft.com/office/drawing/2017/model3d" xmlns:o="urn:schemas-microsoft-com:office:office" xmlns:r="http://schemas.openxmlformats.org/officeDocument/2006/relationships" xmlns:m="http://schemas.openxmlformats.org/officeDocument/2006/math" xmlns:v="urn:schemas-microsoft-com:vml" xmlns:wp14="http://schemas.microsoft.com/office/word/2010/wordprocessingDrawing" xmlns:wp="http://schemas.openxmlformats.org/drawingml/2006/wordprocessingDrawing" xmlns:w10="urn:schemas-microsoft-com:office:word" xmlns:w="http://schemas.openxmlformats.org/wordprocessingml/2006/main" xmlns:w14="http://schemas.microsoft.com/office/word/2010/wordml" xmlns:w15="http://schemas.microsoft.com/office/word/2012/wordml" xmlns:w16cex="http://schemas.microsoft.com/office/word/2018/wordml/cex" xmlns:w16cid="http://schemas.microsoft.com/office/word/2016/wordml/cid" xmlns:w16="http://schemas.microsoft.com/office/word/2018/wordml" xmlns:w16sdtdh="http://schemas.microsoft.com/office/word/2020/wordml/sdtdatahash" xmlns:w16se="http://schemas.microsoft.com/office/word/2015/wordml/symex" xmlns:wpg="http://schemas.microsoft.com/office/word/2010/wordprocessingGroup" xmlns:wpi="http://schemas.microsoft.com/office/word/2010/wordprocessingInk" xmlns:wne="http://schemas.microsoft.com/office/word/2006/wordml" xmlns:wps="http://schemas.microsoft.com/office/word/2010/wordprocessingShape" mc:Ignorable="w14 w15 w16se w16cid w16 w16cex w16sdtdh wp14">
+<w:footnotes xmlns:wpc="http://schemas.microsoft.com/office/word/2010/wordprocessingCanvas" xmlns:cx="http://schemas.microsoft.com/office/drawing/2014/chartex" xmlns:cx1="http://schemas.microsoft.com/office/drawing/2015/9/8/chartex" xmlns:cx2="http://schemas.microsoft.com/office/drawing/2015/10/21/chartex" xmlns:cx3="http://schemas.microsoft.com/office/drawing/2016/5/9/chartex" xmlns:cx4="http://schemas.microsoft.com/office/drawing/2016/5/10/chartex" xmlns:cx5="http://schemas.microsoft.com/office/drawing/2016/5/11/chartex" xmlns:cx6="http://schemas.microsoft.com/office/drawing/2016/5/12/chartex" xmlns:cx7="http://schemas.microsoft.com/office/drawing/2016/5/13/chartex" xmlns:cx8="http://schemas.microsoft.com/office/drawing/2016/5/14/chartex" xmlns:mc="http://schemas.openxmlformats.org/markup-compatibility/2006" xmlns:aink="http://schemas.microsoft.com/office/drawing/2016/ink" xmlns:am3d="http://schemas.microsoft.com/office/drawing/2017/model3d" xmlns:o="urn:schemas-microsoft-com:office:office" xmlns:oel="http://schemas.microsoft.com/office/2019/extlst" xmlns:r="http://schemas.openxmlformats.org/officeDocument/2006/relationships" xmlns:m="http://schemas.openxmlformats.org/officeDocument/2006/math" xmlns:v="urn:schemas-microsoft-com:vml" xmlns:wp14="http://schemas.microsoft.com/office/word/2010/wordprocessingDrawing" xmlns:wp="http://schemas.openxmlformats.org/drawingml/2006/wordprocessingDrawing" xmlns:w10="urn:schemas-microsoft-com:office:word" xmlns:w="http://schemas.openxmlformats.org/wordprocessingml/2006/main" xmlns:w14="http://schemas.microsoft.com/office/word/2010/wordml" xmlns:w15="http://schemas.microsoft.com/office/word/2012/wordml" xmlns:w16cex="http://schemas.microsoft.com/office/word/2018/wordml/cex" xmlns:w16cid="http://schemas.microsoft.com/office/word/2016/wordml/cid" xmlns:w16="http://schemas.microsoft.com/office/word/2018/wordml" xmlns:w16sdtdh="http://schemas.microsoft.com/office/word/2020/wordml/sdtdatahash" xmlns:w16se="http://schemas.microsoft.com/office/word/2015/wordml/symex" xmlns:wpg="http://schemas.microsoft.com/office/word/2010/wordprocessingGroup" xmlns:wpi="http://schemas.microsoft.com/office/word/2010/wordprocessingInk" xmlns:wne="http://schemas.microsoft.com/office/word/2006/wordml" xmlns:wps="http://schemas.microsoft.com/office/word/2010/wordprocessingShape" mc:Ignorable="w14 w15 w16se w16cid w16 w16cex w16sdtdh wp14">
   <w:footnote w:type="separator" w:id="-1">
     <w:p>
       <w:pPr>
@@ -11901,7 +12451,7 @@
 </file>
 
 <file path=word/header1.xml><?xml version="1.0" encoding="utf-8"?>
-<w:hdr xmlns:wpc="http://schemas.microsoft.com/office/word/2010/wordprocessingCanvas" xmlns:cx="http://schemas.microsoft.com/office/drawing/2014/chartex" xmlns:cx1="http://schemas.microsoft.com/office/drawing/2015/9/8/chartex" xmlns:cx2="http://schemas.microsoft.com/office/drawing/2015/10/21/chartex" xmlns:cx3="http://schemas.microsoft.com/office/drawing/2016/5/9/chartex" xmlns:cx4="http://schemas.microsoft.com/office/drawing/2016/5/10/chartex" xmlns:cx5="http://schemas.microsoft.com/office/drawing/2016/5/11/chartex" xmlns:cx6="http://schemas.microsoft.com/office/drawing/2016/5/12/chartex" xmlns:cx7="http://schemas.microsoft.com/office/drawing/2016/5/13/chartex" xmlns:cx8="http://schemas.microsoft.com/office/drawing/2016/5/14/chartex" xmlns:mc="http://schemas.openxmlformats.org/markup-compatibility/2006" xmlns:aink="http://schemas.microsoft.com/office/drawing/2016/ink" xmlns:am3d="http://schemas.microsoft.com/office/drawing/2017/model3d" xmlns:o="urn:schemas-microsoft-com:office:office" xmlns:r="http://schemas.openxmlformats.org/officeDocument/2006/relationships" xmlns:m="http://schemas.openxmlformats.org/officeDocument/2006/math" xmlns:v="urn:schemas-microsoft-com:vml" xmlns:wp14="http://schemas.microsoft.com/office/word/2010/wordprocessingDrawing" xmlns:wp="http://schemas.openxmlformats.org/drawingml/2006/wordprocessingDrawing" xmlns:w10="urn:schemas-microsoft-com:office:word" xmlns:w="http://schemas.openxmlformats.org/wordprocessingml/2006/main" xmlns:w14="http://schemas.microsoft.com/office/word/2010/wordml" xmlns:w15="http://schemas.microsoft.com/office/word/2012/wordml" xmlns:w16cex="http://schemas.microsoft.com/office/word/2018/wordml/cex" xmlns:w16cid="http://schemas.microsoft.com/office/word/2016/wordml/cid" xmlns:w16="http://schemas.microsoft.com/office/word/2018/wordml" xmlns:w16sdtdh="http://schemas.microsoft.com/office/word/2020/wordml/sdtdatahash" xmlns:w16se="http://schemas.microsoft.com/office/word/2015/wordml/symex" xmlns:wpg="http://schemas.microsoft.com/office/word/2010/wordprocessingGroup" xmlns:wpi="http://schemas.microsoft.com/office/word/2010/wordprocessingInk" xmlns:wne="http://schemas.microsoft.com/office/word/2006/wordml" xmlns:wps="http://schemas.microsoft.com/office/word/2010/wordprocessingShape" mc:Ignorable="w14 w15 w16se w16cid w16 w16cex w16sdtdh wp14">
+<w:hdr xmlns:wpc="http://schemas.microsoft.com/office/word/2010/wordprocessingCanvas" xmlns:cx="http://schemas.microsoft.com/office/drawing/2014/chartex" xmlns:cx1="http://schemas.microsoft.com/office/drawing/2015/9/8/chartex" xmlns:cx2="http://schemas.microsoft.com/office/drawing/2015/10/21/chartex" xmlns:cx3="http://schemas.microsoft.com/office/drawing/2016/5/9/chartex" xmlns:cx4="http://schemas.microsoft.com/office/drawing/2016/5/10/chartex" xmlns:cx5="http://schemas.microsoft.com/office/drawing/2016/5/11/chartex" xmlns:cx6="http://schemas.microsoft.com/office/drawing/2016/5/12/chartex" xmlns:cx7="http://schemas.microsoft.com/office/drawing/2016/5/13/chartex" xmlns:cx8="http://schemas.microsoft.com/office/drawing/2016/5/14/chartex" xmlns:mc="http://schemas.openxmlformats.org/markup-compatibility/2006" xmlns:aink="http://schemas.microsoft.com/office/drawing/2016/ink" xmlns:am3d="http://schemas.microsoft.com/office/drawing/2017/model3d" xmlns:o="urn:schemas-microsoft-com:office:office" xmlns:oel="http://schemas.microsoft.com/office/2019/extlst" xmlns:r="http://schemas.openxmlformats.org/officeDocument/2006/relationships" xmlns:m="http://schemas.openxmlformats.org/officeDocument/2006/math" xmlns:v="urn:schemas-microsoft-com:vml" xmlns:wp14="http://schemas.microsoft.com/office/word/2010/wordprocessingDrawing" xmlns:wp="http://schemas.openxmlformats.org/drawingml/2006/wordprocessingDrawing" xmlns:w10="urn:schemas-microsoft-com:office:word" xmlns:w="http://schemas.openxmlformats.org/wordprocessingml/2006/main" xmlns:w14="http://schemas.microsoft.com/office/word/2010/wordml" xmlns:w15="http://schemas.microsoft.com/office/word/2012/wordml" xmlns:w16cex="http://schemas.microsoft.com/office/word/2018/wordml/cex" xmlns:w16cid="http://schemas.microsoft.com/office/word/2016/wordml/cid" xmlns:w16="http://schemas.microsoft.com/office/word/2018/wordml" xmlns:w16sdtdh="http://schemas.microsoft.com/office/word/2020/wordml/sdtdatahash" xmlns:w16se="http://schemas.microsoft.com/office/word/2015/wordml/symex" xmlns:wpg="http://schemas.microsoft.com/office/word/2010/wordprocessingGroup" xmlns:wpi="http://schemas.microsoft.com/office/word/2010/wordprocessingInk" xmlns:wne="http://schemas.microsoft.com/office/word/2006/wordml" xmlns:wps="http://schemas.microsoft.com/office/word/2010/wordprocessingShape" mc:Ignorable="w14 w15 w16se w16cid w16 w16cex w16sdtdh wp14">
   <w:p>
     <w:pPr>
       <w:pStyle w:val="Header"/>
@@ -11932,7 +12482,7 @@
 </file>
 
 <file path=word/numbering.xml><?xml version="1.0" encoding="utf-8"?>
-<w:numbering xmlns:wpc="http://schemas.microsoft.com/office/word/2010/wordprocessingCanvas" xmlns:cx="http://schemas.microsoft.com/office/drawing/2014/chartex" xmlns:cx1="http://schemas.microsoft.com/office/drawing/2015/9/8/chartex" xmlns:cx2="http://schemas.microsoft.com/office/drawing/2015/10/21/chartex" xmlns:cx3="http://schemas.microsoft.com/office/drawing/2016/5/9/chartex" xmlns:cx4="http://schemas.microsoft.com/office/drawing/2016/5/10/chartex" xmlns:cx5="http://schemas.microsoft.com/office/drawing/2016/5/11/chartex" xmlns:cx6="http://schemas.microsoft.com/office/drawing/2016/5/12/chartex" xmlns:cx7="http://schemas.microsoft.com/office/drawing/2016/5/13/chartex" xmlns:cx8="http://schemas.microsoft.com/office/drawing/2016/5/14/chartex" xmlns:mc="http://schemas.openxmlformats.org/markup-compatibility/2006" xmlns:aink="http://schemas.microsoft.com/office/drawing/2016/ink" xmlns:am3d="http://schemas.microsoft.com/office/drawing/2017/model3d" xmlns:o="urn:schemas-microsoft-com:office:office" xmlns:r="http://schemas.openxmlformats.org/officeDocument/2006/relationships" xmlns:m="http://schemas.openxmlformats.org/officeDocument/2006/math" xmlns:v="urn:schemas-microsoft-com:vml" xmlns:wp14="http://schemas.microsoft.com/office/word/2010/wordprocessingDrawing" xmlns:wp="http://schemas.openxmlformats.org/drawingml/2006/wordprocessingDrawing" xmlns:w10="urn:schemas-microsoft-com:office:word" xmlns:w="http://schemas.openxmlformats.org/wordprocessingml/2006/main" xmlns:w14="http://schemas.microsoft.com/office/word/2010/wordml" xmlns:w15="http://schemas.microsoft.com/office/word/2012/wordml" xmlns:w16cex="http://schemas.microsoft.com/office/word/2018/wordml/cex" xmlns:w16cid="http://schemas.microsoft.com/office/word/2016/wordml/cid" xmlns:w16="http://schemas.microsoft.com/office/word/2018/wordml" xmlns:w16sdtdh="http://schemas.microsoft.com/office/word/2020/wordml/sdtdatahash" xmlns:w16se="http://schemas.microsoft.com/office/word/2015/wordml/symex" xmlns:wpg="http://schemas.microsoft.com/office/word/2010/wordprocessingGroup" xmlns:wpi="http://schemas.microsoft.com/office/word/2010/wordprocessingInk" xmlns:wne="http://schemas.microsoft.com/office/word/2006/wordml" xmlns:wps="http://schemas.microsoft.com/office/word/2010/wordprocessingShape" mc:Ignorable="w14 w15 w16se w16cid w16 w16cex w16sdtdh wp14">
+<w:numbering xmlns:wpc="http://schemas.microsoft.com/office/word/2010/wordprocessingCanvas" xmlns:cx="http://schemas.microsoft.com/office/drawing/2014/chartex" xmlns:cx1="http://schemas.microsoft.com/office/drawing/2015/9/8/chartex" xmlns:cx2="http://schemas.microsoft.com/office/drawing/2015/10/21/chartex" xmlns:cx3="http://schemas.microsoft.com/office/drawing/2016/5/9/chartex" xmlns:cx4="http://schemas.microsoft.com/office/drawing/2016/5/10/chartex" xmlns:cx5="http://schemas.microsoft.com/office/drawing/2016/5/11/chartex" xmlns:cx6="http://schemas.microsoft.com/office/drawing/2016/5/12/chartex" xmlns:cx7="http://schemas.microsoft.com/office/drawing/2016/5/13/chartex" xmlns:cx8="http://schemas.microsoft.com/office/drawing/2016/5/14/chartex" xmlns:mc="http://schemas.openxmlformats.org/markup-compatibility/2006" xmlns:aink="http://schemas.microsoft.com/office/drawing/2016/ink" xmlns:am3d="http://schemas.microsoft.com/office/drawing/2017/model3d" xmlns:o="urn:schemas-microsoft-com:office:office" xmlns:oel="http://schemas.microsoft.com/office/2019/extlst" xmlns:r="http://schemas.openxmlformats.org/officeDocument/2006/relationships" xmlns:m="http://schemas.openxmlformats.org/officeDocument/2006/math" xmlns:v="urn:schemas-microsoft-com:vml" xmlns:wp14="http://schemas.microsoft.com/office/word/2010/wordprocessingDrawing" xmlns:wp="http://schemas.openxmlformats.org/drawingml/2006/wordprocessingDrawing" xmlns:w10="urn:schemas-microsoft-com:office:word" xmlns:w="http://schemas.openxmlformats.org/wordprocessingml/2006/main" xmlns:w14="http://schemas.microsoft.com/office/word/2010/wordml" xmlns:w15="http://schemas.microsoft.com/office/word/2012/wordml" xmlns:w16cex="http://schemas.microsoft.com/office/word/2018/wordml/cex" xmlns:w16cid="http://schemas.microsoft.com/office/word/2016/wordml/cid" xmlns:w16="http://schemas.microsoft.com/office/word/2018/wordml" xmlns:w16sdtdh="http://schemas.microsoft.com/office/word/2020/wordml/sdtdatahash" xmlns:w16se="http://schemas.microsoft.com/office/word/2015/wordml/symex" xmlns:wpg="http://schemas.microsoft.com/office/word/2010/wordprocessingGroup" xmlns:wpi="http://schemas.microsoft.com/office/word/2010/wordprocessingInk" xmlns:wne="http://schemas.microsoft.com/office/word/2006/wordml" xmlns:wps="http://schemas.microsoft.com/office/word/2010/wordprocessingShape" mc:Ignorable="w14 w15 w16se w16cid w16 w16cex w16sdtdh wp14">
   <w:abstractNum w:abstractNumId="0" w15:restartNumberingAfterBreak="0">
     <w:nsid w:val="078D50B9"/>
     <w:multiLevelType w:val="hybridMultilevel"/>
@@ -14682,85 +15232,85 @@
       </w:rPr>
     </w:lvl>
   </w:abstractNum>
-  <w:num w:numId="1">
+  <w:num w:numId="1" w16cid:durableId="460851622">
     <w:abstractNumId w:val="20"/>
   </w:num>
-  <w:num w:numId="2">
+  <w:num w:numId="2" w16cid:durableId="1143233392">
     <w:abstractNumId w:val="9"/>
   </w:num>
-  <w:num w:numId="3">
+  <w:num w:numId="3" w16cid:durableId="154150312">
     <w:abstractNumId w:val="3"/>
   </w:num>
-  <w:num w:numId="4">
+  <w:num w:numId="4" w16cid:durableId="630131893">
     <w:abstractNumId w:val="8"/>
   </w:num>
-  <w:num w:numId="5">
+  <w:num w:numId="5" w16cid:durableId="964504186">
     <w:abstractNumId w:val="23"/>
   </w:num>
-  <w:num w:numId="6">
+  <w:num w:numId="6" w16cid:durableId="1424886000">
     <w:abstractNumId w:val="15"/>
   </w:num>
-  <w:num w:numId="7">
+  <w:num w:numId="7" w16cid:durableId="1293051105">
     <w:abstractNumId w:val="4"/>
   </w:num>
-  <w:num w:numId="8">
+  <w:num w:numId="8" w16cid:durableId="1081876611">
     <w:abstractNumId w:val="19"/>
   </w:num>
-  <w:num w:numId="9">
+  <w:num w:numId="9" w16cid:durableId="1569224354">
     <w:abstractNumId w:val="11"/>
   </w:num>
-  <w:num w:numId="10">
+  <w:num w:numId="10" w16cid:durableId="1122189123">
     <w:abstractNumId w:val="13"/>
   </w:num>
-  <w:num w:numId="11">
+  <w:num w:numId="11" w16cid:durableId="1183201204">
     <w:abstractNumId w:val="6"/>
   </w:num>
-  <w:num w:numId="12">
+  <w:num w:numId="12" w16cid:durableId="1656449969">
     <w:abstractNumId w:val="17"/>
   </w:num>
-  <w:num w:numId="13">
+  <w:num w:numId="13" w16cid:durableId="1937664322">
     <w:abstractNumId w:val="21"/>
   </w:num>
-  <w:num w:numId="14">
+  <w:num w:numId="14" w16cid:durableId="177744082">
     <w:abstractNumId w:val="7"/>
   </w:num>
-  <w:num w:numId="15">
+  <w:num w:numId="15" w16cid:durableId="943338817">
     <w:abstractNumId w:val="18"/>
   </w:num>
-  <w:num w:numId="16">
+  <w:num w:numId="16" w16cid:durableId="16586442">
     <w:abstractNumId w:val="5"/>
   </w:num>
-  <w:num w:numId="17">
+  <w:num w:numId="17" w16cid:durableId="427391082">
     <w:abstractNumId w:val="24"/>
   </w:num>
-  <w:num w:numId="18">
+  <w:num w:numId="18" w16cid:durableId="1677489061">
     <w:abstractNumId w:val="1"/>
   </w:num>
-  <w:num w:numId="19">
+  <w:num w:numId="19" w16cid:durableId="505554887">
     <w:abstractNumId w:val="2"/>
   </w:num>
-  <w:num w:numId="20">
+  <w:num w:numId="20" w16cid:durableId="1685016369">
     <w:abstractNumId w:val="22"/>
   </w:num>
-  <w:num w:numId="21">
+  <w:num w:numId="21" w16cid:durableId="695161521">
     <w:abstractNumId w:val="16"/>
   </w:num>
-  <w:num w:numId="22">
+  <w:num w:numId="22" w16cid:durableId="1550607098">
     <w:abstractNumId w:val="12"/>
   </w:num>
-  <w:num w:numId="23">
+  <w:num w:numId="23" w16cid:durableId="1773470096">
     <w:abstractNumId w:val="0"/>
   </w:num>
-  <w:num w:numId="24">
+  <w:num w:numId="24" w16cid:durableId="1310398188">
     <w:abstractNumId w:val="0"/>
     <w:lvlOverride w:ilvl="0">
       <w:startOverride w:val="1"/>
     </w:lvlOverride>
   </w:num>
-  <w:num w:numId="25">
+  <w:num w:numId="25" w16cid:durableId="1377465358">
     <w:abstractNumId w:val="10"/>
   </w:num>
-  <w:num w:numId="26">
+  <w:num w:numId="26" w16cid:durableId="2066832123">
     <w:abstractNumId w:val="14"/>
   </w:num>
 </w:numbering>
